--- a/output/BP框架/燕京中发融资BP框架编写指引.docx
+++ b/output/BP框架/燕京中发融资BP框架编写指引.docx
@@ -176,7 +176,7 @@
                 <w:sz w:val="24"/>
                 <w:szCs w:val="24"/>
               </w:rPr>
-              <w:t xml:space="preserve">2.9  销售渠道与终端</w:t>
+              <w:t xml:space="preserve">2.7  销售渠道与终端</w:t>
             </w:r>
             <w:r>
               <w:rPr>
@@ -404,7 +404,7 @@
                 <w:sz w:val="24"/>
                 <w:szCs w:val="24"/>
               </w:rPr>
-              <w:t>7</w:t>
+              <w:t>6</w:t>
             </w:r>
             <w:r>
               <w:rPr>
@@ -443,7 +443,7 @@
                 <w:sz w:val="24"/>
                 <w:szCs w:val="24"/>
               </w:rPr>
-              <w:t xml:space="preserve">5.3  未来三年经营预测</w:t>
+              <w:t xml:space="preserve">5.2  未来三年经营预测</w:t>
             </w:r>
             <w:r>
               <w:rPr>
@@ -493,7 +493,7 @@
                 <w:sz w:val="24"/>
                 <w:szCs w:val="24"/>
               </w:rPr>
-              <w:t>8</w:t>
+              <w:t>7</w:t>
             </w:r>
             <w:r>
               <w:rPr>
@@ -532,7 +532,7 @@
                 <w:sz w:val="24"/>
                 <w:szCs w:val="24"/>
               </w:rPr>
-              <w:t xml:space="preserve">6.4  联系方式</w:t>
+              <w:t xml:space="preserve">6.3  联系方式</w:t>
             </w:r>
             <w:r>
               <w:rPr>
@@ -582,7 +582,7 @@
                 <w:sz w:val="24"/>
                 <w:szCs w:val="24"/>
               </w:rPr>
-              <w:t>9</w:t>
+              <w:t>8</w:t>
             </w:r>
             <w:r>
               <w:rPr>
@@ -652,7 +652,7 @@
           <w:b w:val="0"/>
           <w:sz w:val="24"/>
         </w:rPr>
-        <w:t>本指引与《燕京中发　融资 BP 框架》教学材料逐页对应，用于公司各部门在编制融资商业计划书过程中对照使用。全篇分五章、共 25 页，每一页列明三项内容：编写前需要准备的材料、本页的写法，以及编写时应当注意的事项。</w:t>
+        <w:t>本指引与《燕京中发　融资 BP 框架》教学材料逐页对应，用于公司各部门在编制融资商业计划书过程中对照使用。全篇分五章、共 21 页，每一页列明三项内容：编写前需要准备的材料、本页的写法，以及编写时应当注意的事项。</w:t>
       </w:r>
     </w:p>
     <w:p>
@@ -680,7 +680,7 @@
           <w:b/>
           <w:sz w:val="21"/>
         </w:rPr>
-        <w:t>表1  全篇 25 页构成</w:t>
+        <w:t>表1  全篇 21 页构成</w:t>
       </w:r>
     </w:p>
     <w:tbl>
@@ -981,7 +981,7 @@
                 <w:color w:val="000000"/>
                 <w:sz w:val="21"/>
               </w:rPr>
-              <w:t>企业图谱</w:t>
+              <w:t>管理团队</w:t>
             </w:r>
           </w:p>
         </w:tc>
@@ -1004,7 +1004,7 @@
                 <w:color w:val="000000"/>
                 <w:sz w:val="21"/>
               </w:rPr>
-              <w:t>当前公司谁是股东、混改后变成什么样。</w:t>
+              <w:t>公司核心管理层情况。</w:t>
             </w:r>
           </w:p>
         </w:tc>
@@ -1078,7 +1078,7 @@
                 <w:color w:val="000000"/>
                 <w:sz w:val="21"/>
               </w:rPr>
-              <w:t>组织架构与人员情况</w:t>
+              <w:t>公司优势</w:t>
             </w:r>
           </w:p>
         </w:tc>
@@ -1101,7 +1101,7 @@
                 <w:color w:val="000000"/>
                 <w:sz w:val="21"/>
               </w:rPr>
-              <w:t>公司组织架构以及运转经营方式。</w:t>
+              <w:t>公司核心优势。</w:t>
             </w:r>
           </w:p>
         </w:tc>
@@ -1175,7 +1175,7 @@
                 <w:color w:val="000000"/>
                 <w:sz w:val="21"/>
               </w:rPr>
-              <w:t>管理团队</w:t>
+              <w:t>主要产品（每个独立产品开一页）</w:t>
             </w:r>
           </w:p>
         </w:tc>
@@ -1198,7 +1198,7 @@
                 <w:color w:val="000000"/>
                 <w:sz w:val="21"/>
               </w:rPr>
-              <w:t>公司核心管理层情况。</w:t>
+              <w:t>公司的核心产品、各产生多少营业额度。</w:t>
             </w:r>
           </w:p>
         </w:tc>
@@ -1272,7 +1272,7 @@
                 <w:color w:val="000000"/>
                 <w:sz w:val="21"/>
               </w:rPr>
-              <w:t>公司优势</w:t>
+              <w:t>核心技术与研发</w:t>
             </w:r>
           </w:p>
         </w:tc>
@@ -1295,7 +1295,7 @@
                 <w:color w:val="000000"/>
                 <w:sz w:val="21"/>
               </w:rPr>
-              <w:t>公司核心优势。</w:t>
+              <w:t>核心技术、以及相关的证据（专利）。</w:t>
             </w:r>
           </w:p>
         </w:tc>
@@ -1369,7 +1369,7 @@
                 <w:color w:val="000000"/>
                 <w:sz w:val="21"/>
               </w:rPr>
-              <w:t>主要产品（每个独立产品开一页）</w:t>
+              <w:t>生产基地与产能</w:t>
             </w:r>
           </w:p>
         </w:tc>
@@ -1392,7 +1392,7 @@
                 <w:color w:val="000000"/>
                 <w:sz w:val="21"/>
               </w:rPr>
-              <w:t>公司的核心产品、各产生多少营业额度。</w:t>
+              <w:t>生产基地位置、产能情况。</w:t>
             </w:r>
           </w:p>
         </w:tc>
@@ -1466,7 +1466,7 @@
                 <w:color w:val="000000"/>
                 <w:sz w:val="21"/>
               </w:rPr>
-              <w:t>核心技术与研发</w:t>
+              <w:t>销售渠道与终端</w:t>
             </w:r>
           </w:p>
         </w:tc>
@@ -1489,7 +1489,7 @@
                 <w:color w:val="000000"/>
                 <w:sz w:val="21"/>
               </w:rPr>
-              <w:t>核心技术、以及相关的证据（专利）。</w:t>
+              <w:t>公司经销体系的整体布局和优势。</w:t>
             </w:r>
           </w:p>
         </w:tc>
@@ -1518,6 +1518,7 @@
                 <w:color w:val="000000"/>
                 <w:sz w:val="21"/>
               </w:rPr>
+              <w:t>行业分析</w:t>
             </w:r>
           </w:p>
         </w:tc>
@@ -1563,7 +1564,7 @@
                 <w:color w:val="000000"/>
                 <w:sz w:val="21"/>
               </w:rPr>
-              <w:t>生产基地与产能</w:t>
+              <w:t>纳豆行业概况</w:t>
             </w:r>
           </w:p>
         </w:tc>
@@ -1586,7 +1587,7 @@
                 <w:color w:val="000000"/>
                 <w:sz w:val="21"/>
               </w:rPr>
-              <w:t>生产基地位置、产能情况。</w:t>
+              <w:t>所处行业概况、核心产品功效和对应消费群体。</w:t>
             </w:r>
           </w:p>
         </w:tc>
@@ -1660,7 +1661,7 @@
                 <w:color w:val="000000"/>
                 <w:sz w:val="21"/>
               </w:rPr>
-              <w:t>销售渠道与终端</w:t>
+              <w:t>日本市场与中国差距</w:t>
             </w:r>
           </w:p>
         </w:tc>
@@ -1683,7 +1684,7 @@
                 <w:color w:val="000000"/>
                 <w:sz w:val="21"/>
               </w:rPr>
-              <w:t>货怎么卖出去、铺到了多少家。</w:t>
+              <w:t>该品类在成熟市场能做多大。</w:t>
             </w:r>
           </w:p>
         </w:tc>
@@ -1712,7 +1713,6 @@
                 <w:color w:val="000000"/>
                 <w:sz w:val="21"/>
               </w:rPr>
-              <w:t>行业分析</w:t>
             </w:r>
           </w:p>
         </w:tc>
@@ -1758,7 +1758,7 @@
                 <w:color w:val="000000"/>
                 <w:sz w:val="21"/>
               </w:rPr>
-              <w:t>纳豆行业概况</w:t>
+              <w:t>中国市场规模与增速</w:t>
             </w:r>
           </w:p>
         </w:tc>
@@ -1781,7 +1781,7 @@
                 <w:color w:val="000000"/>
                 <w:sz w:val="21"/>
               </w:rPr>
-              <w:t>所处行业概况、核心产品功效和对应消费群体。</w:t>
+              <w:t>国内市场有多大、增长速度快不快。</w:t>
             </w:r>
           </w:p>
         </w:tc>
@@ -1855,7 +1855,7 @@
                 <w:color w:val="000000"/>
                 <w:sz w:val="21"/>
               </w:rPr>
-              <w:t>日本市场与中国差距</w:t>
+              <w:t>保健食品行业</w:t>
             </w:r>
           </w:p>
         </w:tc>
@@ -1878,7 +1878,7 @@
                 <w:color w:val="000000"/>
                 <w:sz w:val="21"/>
               </w:rPr>
-              <w:t>该品类在成熟市场能做多大。</w:t>
+              <w:t>纳豆背后的保健食品行业有多大。</w:t>
             </w:r>
           </w:p>
         </w:tc>
@@ -1952,7 +1952,7 @@
                 <w:color w:val="000000"/>
                 <w:sz w:val="21"/>
               </w:rPr>
-              <w:t>中国市场规模与增速</w:t>
+              <w:t>行业地位与可比公司</w:t>
             </w:r>
           </w:p>
         </w:tc>
@@ -1975,7 +1975,7 @@
                 <w:color w:val="000000"/>
                 <w:sz w:val="21"/>
               </w:rPr>
-              <w:t>国内市场有多大、增长速度快不快。</w:t>
+              <w:t>我们在行业里排第几、同类公司市场价值。</w:t>
             </w:r>
           </w:p>
         </w:tc>
@@ -2004,6 +2004,7 @@
                 <w:color w:val="000000"/>
                 <w:sz w:val="21"/>
               </w:rPr>
+              <w:t>发展规划</w:t>
             </w:r>
           </w:p>
         </w:tc>
@@ -2049,7 +2050,7 @@
                 <w:color w:val="000000"/>
                 <w:sz w:val="21"/>
               </w:rPr>
-              <w:t>保健食品行业</w:t>
+              <w:t>新品与产品线规划</w:t>
             </w:r>
           </w:p>
         </w:tc>
@@ -2072,7 +2073,7 @@
                 <w:color w:val="000000"/>
                 <w:sz w:val="21"/>
               </w:rPr>
-              <w:t>纳豆背后的保健食品行业有多大。</w:t>
+              <w:t>未来三年还要上什么产品。</w:t>
             </w:r>
           </w:p>
         </w:tc>
@@ -2146,7 +2147,7 @@
                 <w:color w:val="000000"/>
                 <w:sz w:val="21"/>
               </w:rPr>
-              <w:t>行业地位与可比公司</w:t>
+              <w:t>产能与基地建设规划</w:t>
             </w:r>
           </w:p>
         </w:tc>
@@ -2169,7 +2170,7 @@
                 <w:color w:val="000000"/>
                 <w:sz w:val="21"/>
               </w:rPr>
-              <w:t>我们在行业里排第几、同类公司市场价值。</w:t>
+              <w:t>产能怎么扩、什么时候投产。</w:t>
             </w:r>
           </w:p>
         </w:tc>
@@ -2198,7 +2199,6 @@
                 <w:color w:val="000000"/>
                 <w:sz w:val="21"/>
               </w:rPr>
-              <w:t>发展规划</w:t>
             </w:r>
           </w:p>
         </w:tc>
@@ -2244,7 +2244,7 @@
                 <w:color w:val="000000"/>
                 <w:sz w:val="21"/>
               </w:rPr>
-              <w:t>新品与产品线规划</w:t>
+              <w:t>渠道与市场拓展规划</w:t>
             </w:r>
           </w:p>
         </w:tc>
@@ -2267,7 +2267,7 @@
                 <w:color w:val="000000"/>
                 <w:sz w:val="21"/>
               </w:rPr>
-              <w:t>未来三年还要上什么产品。</w:t>
+              <w:t>未来怎么把销量做上去。</w:t>
             </w:r>
           </w:p>
         </w:tc>
@@ -2341,7 +2341,7 @@
                 <w:color w:val="000000"/>
                 <w:sz w:val="21"/>
               </w:rPr>
-              <w:t>产能与基地建设规划</w:t>
+              <w:t>上市规划</w:t>
             </w:r>
           </w:p>
         </w:tc>
@@ -2364,7 +2364,7 @@
                 <w:color w:val="000000"/>
                 <w:sz w:val="21"/>
               </w:rPr>
-              <w:t>产能怎么扩、什么时候投产。</w:t>
+              <w:t>公司的上市安排到哪一步了。</w:t>
             </w:r>
           </w:p>
         </w:tc>
@@ -2393,6 +2393,7 @@
                 <w:color w:val="000000"/>
                 <w:sz w:val="21"/>
               </w:rPr>
+              <w:t>财务状况</w:t>
             </w:r>
           </w:p>
         </w:tc>
@@ -2438,7 +2439,7 @@
                 <w:color w:val="000000"/>
                 <w:sz w:val="21"/>
               </w:rPr>
-              <w:t>渠道与市场拓展规划</w:t>
+              <w:t>近三年经营情况</w:t>
             </w:r>
           </w:p>
         </w:tc>
@@ -2461,7 +2462,7 @@
                 <w:color w:val="000000"/>
                 <w:sz w:val="21"/>
               </w:rPr>
-              <w:t>未来怎么把销量做上去。</w:t>
+              <w:t>这几年营业额和利润是多少。</w:t>
             </w:r>
           </w:p>
         </w:tc>
@@ -2535,7 +2536,7 @@
                 <w:color w:val="000000"/>
                 <w:sz w:val="21"/>
               </w:rPr>
-              <w:t>上市规划</w:t>
+              <w:t>未来三年经营预测</w:t>
             </w:r>
           </w:p>
         </w:tc>
@@ -2558,7 +2559,7 @@
                 <w:color w:val="000000"/>
                 <w:sz w:val="21"/>
               </w:rPr>
-              <w:t>公司的上市安排到哪一步了。</w:t>
+              <w:t>未来三年的发展预期，以及相关证据。</w:t>
             </w:r>
           </w:p>
         </w:tc>
@@ -2587,7 +2588,7 @@
                 <w:color w:val="000000"/>
                 <w:sz w:val="21"/>
               </w:rPr>
-              <w:t>财务状况</w:t>
+              <w:t>融资方案</w:t>
             </w:r>
           </w:p>
         </w:tc>
@@ -2633,7 +2634,7 @@
                 <w:color w:val="000000"/>
                 <w:sz w:val="21"/>
               </w:rPr>
-              <w:t>近三年经营情况</w:t>
+              <w:t>本轮引战方案</w:t>
             </w:r>
           </w:p>
         </w:tc>
@@ -2656,7 +2657,7 @@
                 <w:color w:val="000000"/>
                 <w:sz w:val="21"/>
               </w:rPr>
-              <w:t>这几年营业额和利润是多少。</w:t>
+              <w:t>融资方案。</w:t>
             </w:r>
           </w:p>
         </w:tc>
@@ -2730,7 +2731,7 @@
                 <w:color w:val="000000"/>
                 <w:sz w:val="21"/>
               </w:rPr>
-              <w:t>收入构成与盈利情况</w:t>
+              <w:t>募集资金用途</w:t>
             </w:r>
           </w:p>
         </w:tc>
@@ -2753,7 +2754,7 @@
                 <w:color w:val="000000"/>
                 <w:sz w:val="21"/>
               </w:rPr>
-              <w:t>收入的构成情况</w:t>
+              <w:t>募资目的。</w:t>
             </w:r>
           </w:p>
         </w:tc>
@@ -2827,395 +2828,6 @@
                 <w:color w:val="000000"/>
                 <w:sz w:val="21"/>
               </w:rPr>
-              <w:t>未来三年经营预测</w:t>
-            </w:r>
-          </w:p>
-        </w:tc>
-        <w:tc>
-          <w:tcPr>
-            <w:tcW w:w="2850" w:type="pct"/>
-            <w:tcBorders>
-              <w:top w:val="single" w:sz="4" w:space="0" w:color="010000"/>
-            </w:tcBorders>
-            <w:vAlign w:val="center"/>
-          </w:tcPr>
-          <w:p>
-            <w:pPr>
-              <w:jc w:val="left"/>
-            </w:pPr>
-            <w:r/>
-            <w:r>
-              <w:rPr>
-                <w:rFonts w:hint="eastAsia"/>
-                <w:color w:val="000000"/>
-                <w:sz w:val="21"/>
-              </w:rPr>
-              <w:t>未来三年的发展预期，以及相关证据。</w:t>
-            </w:r>
-          </w:p>
-        </w:tc>
-      </w:tr>
-      <w:tr>
-        <w:trPr>
-          <w:cantSplit/>
-          <w:jc w:val="center"/>
-        </w:trPr>
-        <w:tc>
-          <w:tcPr>
-            <w:tcW w:w="550" w:type="pct"/>
-            <w:tcBorders>
-              <w:top w:val="single" w:sz="4" w:space="0" w:color="010000"/>
-            </w:tcBorders>
-            <w:vAlign w:val="center"/>
-          </w:tcPr>
-          <w:p>
-            <w:pPr>
-              <w:jc w:val="center"/>
-            </w:pPr>
-            <w:r/>
-            <w:r>
-              <w:rPr>
-                <w:rFonts w:hint="eastAsia"/>
-                <w:color w:val="000000"/>
-                <w:sz w:val="21"/>
-              </w:rPr>
-              <w:t>融资方案</w:t>
-            </w:r>
-          </w:p>
-        </w:tc>
-        <w:tc>
-          <w:tcPr>
-            <w:tcW w:w="300" w:type="pct"/>
-            <w:tcBorders>
-              <w:top w:val="single" w:sz="4" w:space="0" w:color="010000"/>
-            </w:tcBorders>
-            <w:vAlign w:val="center"/>
-          </w:tcPr>
-          <w:p>
-            <w:pPr>
-              <w:jc w:val="center"/>
-            </w:pPr>
-            <w:r/>
-            <w:r>
-              <w:rPr>
-                <w:rFonts w:hint="eastAsia"/>
-                <w:color w:val="000000"/>
-                <w:sz w:val="21"/>
-              </w:rPr>
-              <w:t>22</w:t>
-            </w:r>
-          </w:p>
-        </w:tc>
-        <w:tc>
-          <w:tcPr>
-            <w:tcW w:w="1300" w:type="pct"/>
-            <w:tcBorders>
-              <w:top w:val="single" w:sz="4" w:space="0" w:color="010000"/>
-            </w:tcBorders>
-            <w:vAlign w:val="center"/>
-          </w:tcPr>
-          <w:p>
-            <w:pPr>
-              <w:jc w:val="left"/>
-            </w:pPr>
-            <w:r/>
-            <w:r>
-              <w:rPr>
-                <w:rFonts w:hint="eastAsia"/>
-                <w:color w:val="000000"/>
-                <w:sz w:val="21"/>
-              </w:rPr>
-              <w:t>本轮引战方案</w:t>
-            </w:r>
-          </w:p>
-        </w:tc>
-        <w:tc>
-          <w:tcPr>
-            <w:tcW w:w="2850" w:type="pct"/>
-            <w:tcBorders>
-              <w:top w:val="single" w:sz="4" w:space="0" w:color="010000"/>
-            </w:tcBorders>
-            <w:vAlign w:val="center"/>
-          </w:tcPr>
-          <w:p>
-            <w:pPr>
-              <w:jc w:val="left"/>
-            </w:pPr>
-            <w:r/>
-            <w:r>
-              <w:rPr>
-                <w:rFonts w:hint="eastAsia"/>
-                <w:color w:val="000000"/>
-                <w:sz w:val="21"/>
-              </w:rPr>
-              <w:t>融资方案。</w:t>
-            </w:r>
-          </w:p>
-        </w:tc>
-      </w:tr>
-      <w:tr>
-        <w:trPr>
-          <w:cantSplit/>
-          <w:jc w:val="center"/>
-        </w:trPr>
-        <w:tc>
-          <w:tcPr>
-            <w:tcW w:w="550" w:type="pct"/>
-            <w:tcBorders>
-              <w:top w:val="single" w:sz="4" w:space="0" w:color="010000"/>
-            </w:tcBorders>
-            <w:vAlign w:val="center"/>
-          </w:tcPr>
-          <w:p>
-            <w:pPr>
-              <w:jc w:val="center"/>
-            </w:pPr>
-            <w:r/>
-            <w:r>
-              <w:rPr>
-                <w:rFonts w:hint="eastAsia"/>
-                <w:color w:val="000000"/>
-                <w:sz w:val="21"/>
-              </w:rPr>
-            </w:r>
-          </w:p>
-        </w:tc>
-        <w:tc>
-          <w:tcPr>
-            <w:tcW w:w="300" w:type="pct"/>
-            <w:tcBorders>
-              <w:top w:val="single" w:sz="4" w:space="0" w:color="010000"/>
-            </w:tcBorders>
-            <w:vAlign w:val="center"/>
-          </w:tcPr>
-          <w:p>
-            <w:pPr>
-              <w:jc w:val="center"/>
-            </w:pPr>
-            <w:r/>
-            <w:r>
-              <w:rPr>
-                <w:rFonts w:hint="eastAsia"/>
-                <w:color w:val="000000"/>
-                <w:sz w:val="21"/>
-              </w:rPr>
-              <w:t>23</w:t>
-            </w:r>
-          </w:p>
-        </w:tc>
-        <w:tc>
-          <w:tcPr>
-            <w:tcW w:w="1300" w:type="pct"/>
-            <w:tcBorders>
-              <w:top w:val="single" w:sz="4" w:space="0" w:color="010000"/>
-            </w:tcBorders>
-            <w:vAlign w:val="center"/>
-          </w:tcPr>
-          <w:p>
-            <w:pPr>
-              <w:jc w:val="left"/>
-            </w:pPr>
-            <w:r/>
-            <w:r>
-              <w:rPr>
-                <w:rFonts w:hint="eastAsia"/>
-                <w:color w:val="000000"/>
-                <w:sz w:val="21"/>
-              </w:rPr>
-              <w:t>募集资金用途</w:t>
-            </w:r>
-          </w:p>
-        </w:tc>
-        <w:tc>
-          <w:tcPr>
-            <w:tcW w:w="2850" w:type="pct"/>
-            <w:tcBorders>
-              <w:top w:val="single" w:sz="4" w:space="0" w:color="010000"/>
-            </w:tcBorders>
-            <w:vAlign w:val="center"/>
-          </w:tcPr>
-          <w:p>
-            <w:pPr>
-              <w:jc w:val="left"/>
-            </w:pPr>
-            <w:r/>
-            <w:r>
-              <w:rPr>
-                <w:rFonts w:hint="eastAsia"/>
-                <w:color w:val="000000"/>
-                <w:sz w:val="21"/>
-              </w:rPr>
-              <w:t>募资目的。</w:t>
-            </w:r>
-          </w:p>
-        </w:tc>
-      </w:tr>
-      <w:tr>
-        <w:trPr>
-          <w:cantSplit/>
-          <w:jc w:val="center"/>
-        </w:trPr>
-        <w:tc>
-          <w:tcPr>
-            <w:tcW w:w="550" w:type="pct"/>
-            <w:tcBorders>
-              <w:top w:val="single" w:sz="4" w:space="0" w:color="010000"/>
-            </w:tcBorders>
-            <w:vAlign w:val="center"/>
-          </w:tcPr>
-          <w:p>
-            <w:pPr>
-              <w:jc w:val="center"/>
-            </w:pPr>
-            <w:r/>
-            <w:r>
-              <w:rPr>
-                <w:rFonts w:hint="eastAsia"/>
-                <w:color w:val="000000"/>
-                <w:sz w:val="21"/>
-              </w:rPr>
-            </w:r>
-          </w:p>
-        </w:tc>
-        <w:tc>
-          <w:tcPr>
-            <w:tcW w:w="300" w:type="pct"/>
-            <w:tcBorders>
-              <w:top w:val="single" w:sz="4" w:space="0" w:color="010000"/>
-            </w:tcBorders>
-            <w:vAlign w:val="center"/>
-          </w:tcPr>
-          <w:p>
-            <w:pPr>
-              <w:jc w:val="center"/>
-            </w:pPr>
-            <w:r/>
-            <w:r>
-              <w:rPr>
-                <w:rFonts w:hint="eastAsia"/>
-                <w:color w:val="000000"/>
-                <w:sz w:val="21"/>
-              </w:rPr>
-              <w:t>24</w:t>
-            </w:r>
-          </w:p>
-        </w:tc>
-        <w:tc>
-          <w:tcPr>
-            <w:tcW w:w="1300" w:type="pct"/>
-            <w:tcBorders>
-              <w:top w:val="single" w:sz="4" w:space="0" w:color="010000"/>
-            </w:tcBorders>
-            <w:vAlign w:val="center"/>
-          </w:tcPr>
-          <w:p>
-            <w:pPr>
-              <w:jc w:val="left"/>
-            </w:pPr>
-            <w:r/>
-            <w:r>
-              <w:rPr>
-                <w:rFonts w:hint="eastAsia"/>
-                <w:color w:val="000000"/>
-                <w:sz w:val="21"/>
-              </w:rPr>
-              <w:t>投资人权利与退出</w:t>
-            </w:r>
-          </w:p>
-        </w:tc>
-        <w:tc>
-          <w:tcPr>
-            <w:tcW w:w="2850" w:type="pct"/>
-            <w:tcBorders>
-              <w:top w:val="single" w:sz="4" w:space="0" w:color="010000"/>
-            </w:tcBorders>
-            <w:vAlign w:val="center"/>
-          </w:tcPr>
-          <w:p>
-            <w:pPr>
-              <w:jc w:val="left"/>
-            </w:pPr>
-            <w:r/>
-            <w:r>
-              <w:rPr>
-                <w:rFonts w:hint="eastAsia"/>
-                <w:color w:val="000000"/>
-                <w:sz w:val="21"/>
-              </w:rPr>
-              <w:t>投资人基本权利和义务</w:t>
-            </w:r>
-          </w:p>
-        </w:tc>
-      </w:tr>
-      <w:tr>
-        <w:trPr>
-          <w:cantSplit/>
-          <w:jc w:val="center"/>
-        </w:trPr>
-        <w:tc>
-          <w:tcPr>
-            <w:tcW w:w="550" w:type="pct"/>
-            <w:tcBorders>
-              <w:top w:val="single" w:sz="4" w:space="0" w:color="010000"/>
-            </w:tcBorders>
-            <w:vAlign w:val="center"/>
-          </w:tcPr>
-          <w:p>
-            <w:pPr>
-              <w:jc w:val="center"/>
-            </w:pPr>
-            <w:r/>
-            <w:r>
-              <w:rPr>
-                <w:rFonts w:hint="eastAsia"/>
-                <w:color w:val="000000"/>
-                <w:sz w:val="21"/>
-              </w:rPr>
-            </w:r>
-          </w:p>
-        </w:tc>
-        <w:tc>
-          <w:tcPr>
-            <w:tcW w:w="300" w:type="pct"/>
-            <w:tcBorders>
-              <w:top w:val="single" w:sz="4" w:space="0" w:color="010000"/>
-            </w:tcBorders>
-            <w:vAlign w:val="center"/>
-          </w:tcPr>
-          <w:p>
-            <w:pPr>
-              <w:jc w:val="center"/>
-            </w:pPr>
-            <w:r/>
-            <w:r>
-              <w:rPr>
-                <w:rFonts w:hint="eastAsia"/>
-                <w:color w:val="000000"/>
-                <w:sz w:val="21"/>
-              </w:rPr>
-              <w:t>25</w:t>
-            </w:r>
-          </w:p>
-        </w:tc>
-        <w:tc>
-          <w:tcPr>
-            <w:tcW w:w="1300" w:type="pct"/>
-            <w:tcBorders>
-              <w:top w:val="single" w:sz="4" w:space="0" w:color="010000"/>
-            </w:tcBorders>
-            <w:vAlign w:val="center"/>
-          </w:tcPr>
-          <w:p>
-            <w:pPr>
-              <w:jc w:val="left"/>
-            </w:pPr>
-            <w:r/>
-            <w:r>
-              <w:rPr>
-                <w:rFonts w:hint="eastAsia"/>
-                <w:color w:val="000000"/>
-                <w:sz w:val="21"/>
-              </w:rPr>
               <w:t>联系方式</w:t>
             </w:r>
           </w:p>
@@ -3271,7 +2883,7 @@
           <w:b w:val="0"/>
           <w:sz w:val="24"/>
         </w:rPr>
-        <w:t>本章对应 BP 第一章，共 9 页，为第 01 页至第 09 页。</w:t>
+        <w:t>本章对应 BP 第一章，共 7 页，为第 01 页至第 07 页。</w:t>
       </w:r>
     </w:p>
     <w:p>
@@ -3387,7 +2999,7 @@
           <w:b w:val="0"/>
           <w:sz w:val="23"/>
         </w:rPr>
-        <w:t>财务数字一律用经审计口径。混改期间对外说的数，要和评估报告、审计报告一致，不能各说各的。</w:t>
+        <w:t>财务数字对外统一使用概数，口径先在公司内部定死，各页、各版本保持一致。</w:t>
       </w:r>
     </w:p>
     <w:p>
@@ -3405,7 +3017,7 @@
           <w:rFonts w:hint="eastAsia"/>
           <w:sz w:val="24"/>
         </w:rPr>
-        <w:t>2.2  企业图谱</w:t>
+        <w:t>2.2  管理团队</w:t>
       </w:r>
       <w:r>
         <w:rPr>
@@ -3429,7 +3041,7 @@
           <w:color w:val="595959"/>
           <w:sz w:val="21"/>
         </w:rPr>
-        <w:t>这页说清楚：当前公司谁是股东、混改后变成什么样。</w:t>
+        <w:t>这页说清楚：公司核心管理层情况。</w:t>
       </w:r>
     </w:p>
     <w:p>
@@ -3459,35 +3071,21 @@
           <w:b w:val="0"/>
           <w:sz w:val="23"/>
         </w:rPr>
-        <w:t>（1）现有股东名册和持股比例</w:t>
-      </w:r>
-    </w:p>
-    <w:p>
-      <w:pPr>
-        <w:spacing w:before="20" w:after="20" w:line="310" w:lineRule="auto"/>
-        <w:ind w:left="880" w:hanging="480"/>
-      </w:pPr>
-      <w:r>
-        <w:rPr>
-          <w:rFonts w:ascii="宋体" w:hAnsi="宋体" w:eastAsia="宋体" w:hint="eastAsia"/>
-          <w:b w:val="0"/>
-          <w:sz w:val="23"/>
-        </w:rPr>
-        <w:t>（2）燕京中发在燕京啤酒体系里的位置</w:t>
-      </w:r>
-    </w:p>
-    <w:p>
-      <w:pPr>
-        <w:spacing w:before="20" w:after="20" w:line="310" w:lineRule="auto"/>
-        <w:ind w:left="880" w:hanging="480"/>
-      </w:pPr>
-      <w:r>
-        <w:rPr>
-          <w:rFonts w:ascii="宋体" w:hAnsi="宋体" w:eastAsia="宋体" w:hint="eastAsia"/>
-          <w:b w:val="0"/>
-          <w:sz w:val="23"/>
-        </w:rPr>
-        <w:t>（3）混改方案里的引战比例、员工持股比例</w:t>
+        <w:t>（1）核心高管 4—6 人的简历</w:t>
+      </w:r>
+    </w:p>
+    <w:p>
+      <w:pPr>
+        <w:spacing w:before="20" w:after="20" w:line="310" w:lineRule="auto"/>
+        <w:ind w:left="880" w:hanging="480"/>
+      </w:pPr>
+      <w:r>
+        <w:rPr>
+          <w:rFonts w:ascii="宋体" w:hAnsi="宋体" w:eastAsia="宋体" w:hint="eastAsia"/>
+          <w:b w:val="0"/>
+          <w:sz w:val="23"/>
+        </w:rPr>
+        <w:t>（2）每人的学历、以前在哪家单位、什么职位、干了几年</w:t>
       </w:r>
     </w:p>
     <w:p>
@@ -3517,49 +3115,35 @@
           <w:b w:val="0"/>
           <w:sz w:val="23"/>
         </w:rPr>
-        <w:t>（1）并排画两张图：左边“混改前”，右边“混改后（拟）”</w:t>
-      </w:r>
-    </w:p>
-    <w:p>
-      <w:pPr>
-        <w:spacing w:before="20" w:after="20" w:line="310" w:lineRule="auto"/>
-        <w:ind w:left="880" w:hanging="480"/>
-      </w:pPr>
-      <w:r>
-        <w:rPr>
-          <w:rFonts w:ascii="宋体" w:hAnsi="宋体" w:eastAsia="宋体" w:hint="eastAsia"/>
-          <w:b w:val="0"/>
-          <w:sz w:val="23"/>
-        </w:rPr>
-        <w:t>（2）每张图从上往下：燕京啤酒 → 燕京中发 → 下属公司，线上标持股比例</w:t>
-      </w:r>
-    </w:p>
-    <w:p>
-      <w:pPr>
-        <w:spacing w:before="20" w:after="20" w:line="310" w:lineRule="auto"/>
-        <w:ind w:left="880" w:hanging="480"/>
-      </w:pPr>
-      <w:r>
-        <w:rPr>
-          <w:rFonts w:ascii="宋体" w:hAnsi="宋体" w:eastAsia="宋体" w:hint="eastAsia"/>
-          <w:b w:val="0"/>
-          <w:sz w:val="23"/>
-        </w:rPr>
-        <w:t>（3）混改后那张标出三个数：战投持股不低于 10%、员工持股不超过总股本 30%、单一员工不超过 1%</w:t>
-      </w:r>
-    </w:p>
-    <w:p>
-      <w:pPr>
-        <w:spacing w:before="20" w:after="20" w:line="310" w:lineRule="auto"/>
-        <w:ind w:left="880" w:hanging="480"/>
-      </w:pPr>
-      <w:r>
-        <w:rPr>
-          <w:rFonts w:ascii="宋体" w:hAnsi="宋体" w:eastAsia="宋体" w:hint="eastAsia"/>
-          <w:b w:val="0"/>
-          <w:sz w:val="23"/>
-        </w:rPr>
-        <w:t>（4）图下加一行：最终比例以国资监管部门核准为准</w:t>
+        <w:t>（1）一页放 4—6 个人，每人一小块：照片、姓名、职务</w:t>
+      </w:r>
+    </w:p>
+    <w:p>
+      <w:pPr>
+        <w:spacing w:before="20" w:after="20" w:line="310" w:lineRule="auto"/>
+        <w:ind w:left="880" w:hanging="480"/>
+      </w:pPr>
+      <w:r>
+        <w:rPr>
+          <w:rFonts w:ascii="宋体" w:hAnsi="宋体" w:eastAsia="宋体" w:hint="eastAsia"/>
+          <w:b w:val="0"/>
+          <w:sz w:val="23"/>
+        </w:rPr>
+        <w:t>（2）每人写 2—3 条：学历、以前在燕京体系或同行业做什么、在这行干了多少年</w:t>
+      </w:r>
+    </w:p>
+    <w:p>
+      <w:pPr>
+        <w:spacing w:before="20" w:after="20" w:line="310" w:lineRule="auto"/>
+        <w:ind w:left="880" w:hanging="480"/>
+      </w:pPr>
+      <w:r>
+        <w:rPr>
+          <w:rFonts w:ascii="宋体" w:hAnsi="宋体" w:eastAsia="宋体" w:hint="eastAsia"/>
+          <w:b w:val="0"/>
+          <w:sz w:val="23"/>
+        </w:rPr>
+        <w:t>（3）有食品发酵、保健品注册、快消渠道背景的重点写</w:t>
       </w:r>
     </w:p>
     <w:p>
@@ -3589,7 +3173,7 @@
           <w:b w:val="0"/>
           <w:sz w:val="23"/>
         </w:rPr>
-        <w:t>没批下来的一律写“拟”。把示意图写成已定方案，是国资项目最容易出问题的地方。</w:t>
+        <w:t>只写履历事实，不写“经验丰富”“开拓创新”这类评价。</w:t>
       </w:r>
     </w:p>
     <w:p>
@@ -3607,7 +3191,7 @@
           <w:rFonts w:hint="eastAsia"/>
           <w:sz w:val="24"/>
         </w:rPr>
-        <w:t>2.3  组织架构与人员情况</w:t>
+        <w:t>2.3  公司优势</w:t>
       </w:r>
       <w:r>
         <w:rPr>
@@ -3631,7 +3215,7 @@
           <w:color w:val="595959"/>
           <w:sz w:val="21"/>
         </w:rPr>
-        <w:t>这页说清楚：公司组织架构以及运转经营方式。</w:t>
+        <w:t>这页说清楚：公司核心优势。</w:t>
       </w:r>
     </w:p>
     <w:p>
@@ -3661,7 +3245,49 @@
           <w:b w:val="0"/>
           <w:sz w:val="23"/>
         </w:rPr>
-        <w:t>（1）公司组织架构图</w:t>
+        <w:t>（1）蓝帽子（保健食品注册）批文清单</w:t>
+      </w:r>
+    </w:p>
+    <w:p>
+      <w:pPr>
+        <w:spacing w:before="20" w:after="20" w:line="310" w:lineRule="auto"/>
+        <w:ind w:left="880" w:hanging="480"/>
+      </w:pPr>
+      <w:r>
+        <w:rPr>
+          <w:rFonts w:ascii="宋体" w:hAnsi="宋体" w:eastAsia="宋体" w:hint="eastAsia"/>
+          <w:b w:val="0"/>
+          <w:sz w:val="23"/>
+        </w:rPr>
+        <w:t>（2）菌种专利、发明专利证书</w:t>
+      </w:r>
+    </w:p>
+    <w:p>
+      <w:pPr>
+        <w:spacing w:before="20" w:after="20" w:line="310" w:lineRule="auto"/>
+        <w:ind w:left="880" w:hanging="480"/>
+      </w:pPr>
+      <w:r>
+        <w:rPr>
+          <w:rFonts w:ascii="宋体" w:hAnsi="宋体" w:eastAsia="宋体" w:hint="eastAsia"/>
+          <w:b w:val="0"/>
+          <w:sz w:val="23"/>
+        </w:rPr>
+        <w:t>（3）GMP 车间和生产许可资质</w:t>
+      </w:r>
+    </w:p>
+    <w:p>
+      <w:pPr>
+        <w:spacing w:before="20" w:after="20" w:line="310" w:lineRule="auto"/>
+        <w:ind w:left="880" w:hanging="480"/>
+      </w:pPr>
+      <w:r>
+        <w:rPr>
+          <w:rFonts w:ascii="宋体" w:hAnsi="宋体" w:eastAsia="宋体" w:hint="eastAsia"/>
+          <w:b w:val="0"/>
+          <w:sz w:val="23"/>
+        </w:rPr>
+        <w:t>（4）燕京商标的使用授权文件</w:t>
       </w:r>
     </w:p>
     <w:p>
@@ -3691,7 +3317,49 @@
           <w:b w:val="0"/>
           <w:sz w:val="23"/>
         </w:rPr>
-        <w:t>（1）画组织架构图：总经理下面分几个部门（研发、生产、质量、销售、财务等）</w:t>
+        <w:t>（1）分四块，每块一句话加一个证据：</w:t>
+      </w:r>
+    </w:p>
+    <w:p>
+      <w:pPr>
+        <w:spacing w:before="20" w:after="20" w:line="310" w:lineRule="auto"/>
+        <w:ind w:left="880" w:hanging="480"/>
+      </w:pPr>
+      <w:r>
+        <w:rPr>
+          <w:rFonts w:ascii="宋体" w:hAnsi="宋体" w:eastAsia="宋体" w:hint="eastAsia"/>
+          <w:b w:val="0"/>
+          <w:sz w:val="23"/>
+        </w:rPr>
+        <w:t>（2）品牌背书——燕京啤酒控股、国企信用；菌种与配方——专利多少项、菌种什么来源</w:t>
+      </w:r>
+    </w:p>
+    <w:p>
+      <w:pPr>
+        <w:spacing w:before="20" w:after="20" w:line="310" w:lineRule="auto"/>
+        <w:ind w:left="880" w:hanging="480"/>
+      </w:pPr>
+      <w:r>
+        <w:rPr>
+          <w:rFonts w:ascii="宋体" w:hAnsi="宋体" w:eastAsia="宋体" w:hint="eastAsia"/>
+          <w:b w:val="0"/>
+          <w:sz w:val="23"/>
+        </w:rPr>
+        <w:t>（3）生产资质——蓝帽子几个、GMP 产线几条；渠道——经销网络的覆盖范围与下沉能力</w:t>
+      </w:r>
+    </w:p>
+    <w:p>
+      <w:pPr>
+        <w:spacing w:before="20" w:after="20" w:line="310" w:lineRule="auto"/>
+        <w:ind w:left="880" w:hanging="480"/>
+      </w:pPr>
+      <w:r>
+        <w:rPr>
+          <w:rFonts w:ascii="宋体" w:hAnsi="宋体" w:eastAsia="宋体" w:hint="eastAsia"/>
+          <w:b w:val="0"/>
+          <w:sz w:val="23"/>
+        </w:rPr>
+        <w:t>（4）每块下面放证书缩略图或一个关键数字</w:t>
       </w:r>
     </w:p>
     <w:p>
@@ -3721,7 +3389,7 @@
           <w:b w:val="0"/>
           <w:sz w:val="23"/>
         </w:rPr>
-        <w:t>研发人员数量和占比将来 IPO 要核查，这里写的数要和研发台账、工时记录对得上。</w:t>
+        <w:t>燕京品牌是重要背书，正常呈现即可；商标授权期限一类的细节不在 BP 中展开。</w:t>
       </w:r>
     </w:p>
     <w:p>
@@ -3739,7 +3407,7 @@
           <w:rFonts w:hint="eastAsia"/>
           <w:sz w:val="24"/>
         </w:rPr>
-        <w:t>2.4  管理团队</w:t>
+        <w:t>2.4  主要产品（每个独立产品开一页）</w:t>
       </w:r>
       <w:r>
         <w:rPr>
@@ -3763,7 +3431,7 @@
           <w:color w:val="595959"/>
           <w:sz w:val="21"/>
         </w:rPr>
-        <w:t>这页说清楚：公司核心管理层情况。</w:t>
+        <w:t>这页说清楚：公司的核心产品、各产生多少营业额度。</w:t>
       </w:r>
     </w:p>
     <w:p>
@@ -3793,21 +3461,35 @@
           <w:b w:val="0"/>
           <w:sz w:val="23"/>
         </w:rPr>
-        <w:t>（1）核心高管 4—6 人的简历</w:t>
-      </w:r>
-    </w:p>
-    <w:p>
-      <w:pPr>
-        <w:spacing w:before="20" w:after="20" w:line="310" w:lineRule="auto"/>
-        <w:ind w:left="880" w:hanging="480"/>
-      </w:pPr>
-      <w:r>
-        <w:rPr>
-          <w:rFonts w:ascii="宋体" w:hAnsi="宋体" w:eastAsia="宋体" w:hint="eastAsia"/>
-          <w:b w:val="0"/>
-          <w:sz w:val="23"/>
-        </w:rPr>
-        <w:t>（2）每人的学历、以前在哪家单位、什么职位、干了几年</w:t>
+        <w:t>（1）产品目录、规格、终端价</w:t>
+      </w:r>
+    </w:p>
+    <w:p>
+      <w:pPr>
+        <w:spacing w:before="20" w:after="20" w:line="310" w:lineRule="auto"/>
+        <w:ind w:left="880" w:hanging="480"/>
+      </w:pPr>
+      <w:r>
+        <w:rPr>
+          <w:rFonts w:ascii="宋体" w:hAnsi="宋体" w:eastAsia="宋体" w:hint="eastAsia"/>
+          <w:b w:val="0"/>
+          <w:sz w:val="23"/>
+        </w:rPr>
+        <w:t>（2）去年各产品线的销售额和占比</w:t>
+      </w:r>
+    </w:p>
+    <w:p>
+      <w:pPr>
+        <w:spacing w:before="20" w:after="20" w:line="310" w:lineRule="auto"/>
+        <w:ind w:left="880" w:hanging="480"/>
+      </w:pPr>
+      <w:r>
+        <w:rPr>
+          <w:rFonts w:ascii="宋体" w:hAnsi="宋体" w:eastAsia="宋体" w:hint="eastAsia"/>
+          <w:b w:val="0"/>
+          <w:sz w:val="23"/>
+        </w:rPr>
+        <w:t>（3）每个单品对应的批文或备案情况</w:t>
       </w:r>
     </w:p>
     <w:p>
@@ -3823,49 +3505,49 @@
           <w:color w:val="123F63"/>
           <w:sz w:val="22"/>
         </w:rPr>
-        <w:t>这一页这样写</w:t>
-      </w:r>
-    </w:p>
-    <w:p>
-      <w:pPr>
-        <w:spacing w:before="20" w:after="20" w:line="310" w:lineRule="auto"/>
-        <w:ind w:left="880" w:hanging="480"/>
-      </w:pPr>
-      <w:r>
-        <w:rPr>
-          <w:rFonts w:ascii="宋体" w:hAnsi="宋体" w:eastAsia="宋体" w:hint="eastAsia"/>
-          <w:b w:val="0"/>
-          <w:sz w:val="23"/>
-        </w:rPr>
-        <w:t>（1）一页放 4—6 个人，每人一小块：照片、姓名、职务</w:t>
-      </w:r>
-    </w:p>
-    <w:p>
-      <w:pPr>
-        <w:spacing w:before="20" w:after="20" w:line="310" w:lineRule="auto"/>
-        <w:ind w:left="880" w:hanging="480"/>
-      </w:pPr>
-      <w:r>
-        <w:rPr>
-          <w:rFonts w:ascii="宋体" w:hAnsi="宋体" w:eastAsia="宋体" w:hint="eastAsia"/>
-          <w:b w:val="0"/>
-          <w:sz w:val="23"/>
-        </w:rPr>
-        <w:t>（2）每人写 2—3 条：学历、以前在燕京体系或同行业做什么、在这行干了多少年</w:t>
-      </w:r>
-    </w:p>
-    <w:p>
-      <w:pPr>
-        <w:spacing w:before="20" w:after="20" w:line="310" w:lineRule="auto"/>
-        <w:ind w:left="880" w:hanging="480"/>
-      </w:pPr>
-      <w:r>
-        <w:rPr>
-          <w:rFonts w:ascii="宋体" w:hAnsi="宋体" w:eastAsia="宋体" w:hint="eastAsia"/>
-          <w:b w:val="0"/>
-          <w:sz w:val="23"/>
-        </w:rPr>
-        <w:t>（3）有食品发酵、保健品注册、快消渠道背景的重点写</w:t>
+        <w:t>这一部分这样写</w:t>
+      </w:r>
+    </w:p>
+    <w:p>
+      <w:pPr>
+        <w:spacing w:before="20" w:after="20" w:line="310" w:lineRule="auto"/>
+        <w:ind w:left="880" w:hanging="480"/>
+      </w:pPr>
+      <w:r>
+        <w:rPr>
+          <w:rFonts w:ascii="宋体" w:hAnsi="宋体" w:eastAsia="宋体" w:hint="eastAsia"/>
+          <w:b w:val="0"/>
+          <w:sz w:val="23"/>
+        </w:rPr>
+        <w:t>（1）按产品线分组：例如纳豆胶囊、多肽及其他</w:t>
+      </w:r>
+    </w:p>
+    <w:p>
+      <w:pPr>
+        <w:spacing w:before="20" w:after="20" w:line="310" w:lineRule="auto"/>
+        <w:ind w:left="880" w:hanging="480"/>
+      </w:pPr>
+      <w:r>
+        <w:rPr>
+          <w:rFonts w:ascii="宋体" w:hAnsi="宋体" w:eastAsia="宋体" w:hint="eastAsia"/>
+          <w:b w:val="0"/>
+          <w:sz w:val="23"/>
+        </w:rPr>
+        <w:t>（2）每组挑主要单品，配产品图，图下写：规格、终端价、去年销量或销售额、有没有蓝帽子以及产品的基本信息（如特点，功效和优势）</w:t>
+      </w:r>
+    </w:p>
+    <w:p>
+      <w:pPr>
+        <w:spacing w:before="20" w:after="20" w:line="310" w:lineRule="auto"/>
+        <w:ind w:left="880" w:hanging="480"/>
+      </w:pPr>
+      <w:r>
+        <w:rPr>
+          <w:rFonts w:ascii="宋体" w:hAnsi="宋体" w:eastAsia="宋体" w:hint="eastAsia"/>
+          <w:b w:val="0"/>
+          <w:sz w:val="23"/>
+        </w:rPr>
+        <w:t>（3）右侧放一个饼图：各产品线收入占比</w:t>
       </w:r>
     </w:p>
     <w:p>
@@ -3895,7 +3577,7 @@
           <w:b w:val="0"/>
           <w:sz w:val="23"/>
         </w:rPr>
-        <w:t>只写履历事实，不写“经验丰富”“开拓创新”这类评价。</w:t>
+        <w:t>一页最多 8 个单品。在售的和在研的分开标，别混在一起。</w:t>
       </w:r>
     </w:p>
     <w:p>
@@ -3913,7 +3595,7 @@
           <w:rFonts w:hint="eastAsia"/>
           <w:sz w:val="24"/>
         </w:rPr>
-        <w:t>2.5  公司优势</w:t>
+        <w:t>2.5  核心技术与研发</w:t>
       </w:r>
       <w:r>
         <w:rPr>
@@ -3937,7 +3619,7 @@
           <w:color w:val="595959"/>
           <w:sz w:val="21"/>
         </w:rPr>
-        <w:t>这页说清楚：公司核心优势。</w:t>
+        <w:t>这页说清楚：核心技术、以及相关的证据（专利）。</w:t>
       </w:r>
     </w:p>
     <w:p>
@@ -3967,49 +3649,35 @@
           <w:b w:val="0"/>
           <w:sz w:val="23"/>
         </w:rPr>
-        <w:t>（1）蓝帽子（保健食品注册）批文清单</w:t>
-      </w:r>
-    </w:p>
-    <w:p>
-      <w:pPr>
-        <w:spacing w:before="20" w:after="20" w:line="310" w:lineRule="auto"/>
-        <w:ind w:left="880" w:hanging="480"/>
-      </w:pPr>
-      <w:r>
-        <w:rPr>
-          <w:rFonts w:ascii="宋体" w:hAnsi="宋体" w:eastAsia="宋体" w:hint="eastAsia"/>
-          <w:b w:val="0"/>
-          <w:sz w:val="23"/>
-        </w:rPr>
-        <w:t>（2）菌种专利、发明专利证书</w:t>
-      </w:r>
-    </w:p>
-    <w:p>
-      <w:pPr>
-        <w:spacing w:before="20" w:after="20" w:line="310" w:lineRule="auto"/>
-        <w:ind w:left="880" w:hanging="480"/>
-      </w:pPr>
-      <w:r>
-        <w:rPr>
-          <w:rFonts w:ascii="宋体" w:hAnsi="宋体" w:eastAsia="宋体" w:hint="eastAsia"/>
-          <w:b w:val="0"/>
-          <w:sz w:val="23"/>
-        </w:rPr>
-        <w:t>（3）GMP 车间和生产许可资质</w:t>
-      </w:r>
-    </w:p>
-    <w:p>
-      <w:pPr>
-        <w:spacing w:before="20" w:after="20" w:line="310" w:lineRule="auto"/>
-        <w:ind w:left="880" w:hanging="480"/>
-      </w:pPr>
-      <w:r>
-        <w:rPr>
-          <w:rFonts w:ascii="宋体" w:hAnsi="宋体" w:eastAsia="宋体" w:hint="eastAsia"/>
-          <w:b w:val="0"/>
-          <w:sz w:val="23"/>
-        </w:rPr>
-        <w:t>（4）燕京商标的使用授权文件</w:t>
+        <w:t>（1）功效试验数据、第三方检测报告</w:t>
+      </w:r>
+    </w:p>
+    <w:p>
+      <w:pPr>
+        <w:spacing w:before="20" w:after="20" w:line="310" w:lineRule="auto"/>
+        <w:ind w:left="880" w:hanging="480"/>
+      </w:pPr>
+      <w:r>
+        <w:rPr>
+          <w:rFonts w:ascii="宋体" w:hAnsi="宋体" w:eastAsia="宋体" w:hint="eastAsia"/>
+          <w:b w:val="0"/>
+          <w:sz w:val="23"/>
+        </w:rPr>
+        <w:t>（2）公开发表的研究文献</w:t>
+      </w:r>
+    </w:p>
+    <w:p>
+      <w:pPr>
+        <w:spacing w:before="20" w:after="20" w:line="310" w:lineRule="auto"/>
+        <w:ind w:left="880" w:hanging="480"/>
+      </w:pPr>
+      <w:r>
+        <w:rPr>
+          <w:rFonts w:ascii="宋体" w:hAnsi="宋体" w:eastAsia="宋体" w:hint="eastAsia"/>
+          <w:b w:val="0"/>
+          <w:sz w:val="23"/>
+        </w:rPr>
+        <w:t>（3）专利清单、菌种来源证明</w:t>
       </w:r>
     </w:p>
     <w:p>
@@ -4039,49 +3707,35 @@
           <w:b w:val="0"/>
           <w:sz w:val="23"/>
         </w:rPr>
-        <w:t>（1）分四块，每块一句话加一个证据：</w:t>
-      </w:r>
-    </w:p>
-    <w:p>
-      <w:pPr>
-        <w:spacing w:before="20" w:after="20" w:line="310" w:lineRule="auto"/>
-        <w:ind w:left="880" w:hanging="480"/>
-      </w:pPr>
-      <w:r>
-        <w:rPr>
-          <w:rFonts w:ascii="宋体" w:hAnsi="宋体" w:eastAsia="宋体" w:hint="eastAsia"/>
-          <w:b w:val="0"/>
-          <w:sz w:val="23"/>
-        </w:rPr>
-        <w:t>（2）品牌背书——燕京啤酒控股、国企信用；菌种与配方——专利多少项、菌种什么来源</w:t>
-      </w:r>
-    </w:p>
-    <w:p>
-      <w:pPr>
-        <w:spacing w:before="20" w:after="20" w:line="310" w:lineRule="auto"/>
-        <w:ind w:left="880" w:hanging="480"/>
-      </w:pPr>
-      <w:r>
-        <w:rPr>
-          <w:rFonts w:ascii="宋体" w:hAnsi="宋体" w:eastAsia="宋体" w:hint="eastAsia"/>
-          <w:b w:val="0"/>
-          <w:sz w:val="23"/>
-        </w:rPr>
-        <w:t>（3）生产资质——蓝帽子几个、GMP 产线几条；渠道——终端多少家、下沉到什么层级</w:t>
-      </w:r>
-    </w:p>
-    <w:p>
-      <w:pPr>
-        <w:spacing w:before="20" w:after="20" w:line="310" w:lineRule="auto"/>
-        <w:ind w:left="880" w:hanging="480"/>
-      </w:pPr>
-      <w:r>
-        <w:rPr>
-          <w:rFonts w:ascii="宋体" w:hAnsi="宋体" w:eastAsia="宋体" w:hint="eastAsia"/>
-          <w:b w:val="0"/>
-          <w:sz w:val="23"/>
-        </w:rPr>
-        <w:t>（4）每块下面放证书缩略图或一个关键数字</w:t>
+        <w:t>（1）左边三栏写三大功效：溶栓、肠道免疫、降压护血管，每栏写清是哪个成分起作用</w:t>
+      </w:r>
+    </w:p>
+    <w:p>
+      <w:pPr>
+        <w:spacing w:before="20" w:after="20" w:line="310" w:lineRule="auto"/>
+        <w:ind w:left="880" w:hanging="480"/>
+      </w:pPr>
+      <w:r>
+        <w:rPr>
+          <w:rFonts w:ascii="宋体" w:hAnsi="宋体" w:eastAsia="宋体" w:hint="eastAsia"/>
+          <w:b w:val="0"/>
+          <w:sz w:val="23"/>
+        </w:rPr>
+        <w:t>（2）每条功效后面挂证据：哪个机构做的研究、什么结论、什么时候发表</w:t>
+      </w:r>
+    </w:p>
+    <w:p>
+      <w:pPr>
+        <w:spacing w:before="20" w:after="20" w:line="310" w:lineRule="auto"/>
+        <w:ind w:left="880" w:hanging="480"/>
+      </w:pPr>
+      <w:r>
+        <w:rPr>
+          <w:rFonts w:ascii="宋体" w:hAnsi="宋体" w:eastAsia="宋体" w:hint="eastAsia"/>
+          <w:b w:val="0"/>
+          <w:sz w:val="23"/>
+        </w:rPr>
+        <w:t>（3）右边列核心专利：名称、专利号、授权时间；菌种来源单独写一行</w:t>
       </w:r>
     </w:p>
     <w:p>
@@ -4111,7 +3765,7 @@
           <w:b w:val="0"/>
           <w:sz w:val="23"/>
         </w:rPr>
-        <w:t>燕京品牌是背书，但商标怎么授权、授权到哪年，要写清楚——这是将来 IPO 独立性问询的必问点。</w:t>
+        <w:t>功效表述受《广告法》和保健食品标签规范约束，只能写批文核准的功能，不能自己扩大。文献结论要注明出处，不要写成公司自己的结论。</w:t>
       </w:r>
     </w:p>
     <w:p>
@@ -4129,7 +3783,7 @@
           <w:rFonts w:hint="eastAsia"/>
           <w:sz w:val="24"/>
         </w:rPr>
-        <w:t>2.6  主要产品（每个独立产品开一页）</w:t>
+        <w:t>2.6  生产基地与产能</w:t>
       </w:r>
       <w:r>
         <w:rPr>
@@ -4153,7 +3807,7 @@
           <w:color w:val="595959"/>
           <w:sz w:val="21"/>
         </w:rPr>
-        <w:t>这页说清楚：公司的核心产品、各产生多少营业额度。</w:t>
+        <w:t>这页说清楚：生产基地位置、产能情况。</w:t>
       </w:r>
     </w:p>
     <w:p>
@@ -4183,35 +3837,35 @@
           <w:b w:val="0"/>
           <w:sz w:val="23"/>
         </w:rPr>
-        <w:t>（1）产品目录、规格、终端价</w:t>
-      </w:r>
-    </w:p>
-    <w:p>
-      <w:pPr>
-        <w:spacing w:before="20" w:after="20" w:line="310" w:lineRule="auto"/>
-        <w:ind w:left="880" w:hanging="480"/>
-      </w:pPr>
-      <w:r>
-        <w:rPr>
-          <w:rFonts w:ascii="宋体" w:hAnsi="宋体" w:eastAsia="宋体" w:hint="eastAsia"/>
-          <w:b w:val="0"/>
-          <w:sz w:val="23"/>
-        </w:rPr>
-        <w:t>（2）去年各产品线的销售额和占比</w:t>
-      </w:r>
-    </w:p>
-    <w:p>
-      <w:pPr>
-        <w:spacing w:before="20" w:after="20" w:line="310" w:lineRule="auto"/>
-        <w:ind w:left="880" w:hanging="480"/>
-      </w:pPr>
-      <w:r>
-        <w:rPr>
-          <w:rFonts w:ascii="宋体" w:hAnsi="宋体" w:eastAsia="宋体" w:hint="eastAsia"/>
-          <w:b w:val="0"/>
-          <w:sz w:val="23"/>
-        </w:rPr>
-        <w:t>（3）每个单品对应的批文或备案情况</w:t>
+        <w:t>（1）生产许可证、GMP 相关文件</w:t>
+      </w:r>
+    </w:p>
+    <w:p>
+      <w:pPr>
+        <w:spacing w:before="20" w:after="20" w:line="310" w:lineRule="auto"/>
+        <w:ind w:left="880" w:hanging="480"/>
+      </w:pPr>
+      <w:r>
+        <w:rPr>
+          <w:rFonts w:ascii="宋体" w:hAnsi="宋体" w:eastAsia="宋体" w:hint="eastAsia"/>
+          <w:b w:val="0"/>
+          <w:sz w:val="23"/>
+        </w:rPr>
+        <w:t>（2）产能规模与产品线布局情况</w:t>
+      </w:r>
+    </w:p>
+    <w:p>
+      <w:pPr>
+        <w:spacing w:before="20" w:after="20" w:line="310" w:lineRule="auto"/>
+        <w:ind w:left="880" w:hanging="480"/>
+      </w:pPr>
+      <w:r>
+        <w:rPr>
+          <w:rFonts w:ascii="宋体" w:hAnsi="宋体" w:eastAsia="宋体" w:hint="eastAsia"/>
+          <w:b w:val="0"/>
+          <w:sz w:val="23"/>
+        </w:rPr>
+        <w:t>（3）扩产方案</w:t>
       </w:r>
     </w:p>
     <w:p>
@@ -4227,49 +3881,63 @@
           <w:color w:val="123F63"/>
           <w:sz w:val="22"/>
         </w:rPr>
-        <w:t>这一部分这样写</w:t>
-      </w:r>
-    </w:p>
-    <w:p>
-      <w:pPr>
-        <w:spacing w:before="20" w:after="20" w:line="310" w:lineRule="auto"/>
-        <w:ind w:left="880" w:hanging="480"/>
-      </w:pPr>
-      <w:r>
-        <w:rPr>
-          <w:rFonts w:ascii="宋体" w:hAnsi="宋体" w:eastAsia="宋体" w:hint="eastAsia"/>
-          <w:b w:val="0"/>
-          <w:sz w:val="23"/>
-        </w:rPr>
-        <w:t>（1）按产品线分组：例如纳豆胶囊、多肽及其他</w:t>
-      </w:r>
-    </w:p>
-    <w:p>
-      <w:pPr>
-        <w:spacing w:before="20" w:after="20" w:line="310" w:lineRule="auto"/>
-        <w:ind w:left="880" w:hanging="480"/>
-      </w:pPr>
-      <w:r>
-        <w:rPr>
-          <w:rFonts w:ascii="宋体" w:hAnsi="宋体" w:eastAsia="宋体" w:hint="eastAsia"/>
-          <w:b w:val="0"/>
-          <w:sz w:val="23"/>
-        </w:rPr>
-        <w:t>（2）每组挑主要单品，配产品图，图下写：规格、终端价、去年销量或销售额、有没有蓝帽子以及产品的基本信息（如特点，功效和优势）</w:t>
-      </w:r>
-    </w:p>
-    <w:p>
-      <w:pPr>
-        <w:spacing w:before="20" w:after="20" w:line="310" w:lineRule="auto"/>
-        <w:ind w:left="880" w:hanging="480"/>
-      </w:pPr>
-      <w:r>
-        <w:rPr>
-          <w:rFonts w:ascii="宋体" w:hAnsi="宋体" w:eastAsia="宋体" w:hint="eastAsia"/>
-          <w:b w:val="0"/>
-          <w:sz w:val="23"/>
-        </w:rPr>
-        <w:t>（3）右侧放一个饼图：各产品线收入占比</w:t>
+        <w:t>这一页这样写</w:t>
+      </w:r>
+    </w:p>
+    <w:p>
+      <w:pPr>
+        <w:spacing w:before="20" w:after="20" w:line="310" w:lineRule="auto"/>
+        <w:ind w:left="880" w:hanging="480"/>
+      </w:pPr>
+      <w:r>
+        <w:rPr>
+          <w:rFonts w:ascii="宋体" w:hAnsi="宋体" w:eastAsia="宋体" w:hint="eastAsia"/>
+          <w:b w:val="0"/>
+          <w:sz w:val="23"/>
+        </w:rPr>
+        <w:t>（1）左边：基地位置、占地面积、车间等级、主要设备</w:t>
+      </w:r>
+    </w:p>
+    <w:p>
+      <w:pPr>
+        <w:spacing w:before="20" w:after="20" w:line="310" w:lineRule="auto"/>
+        <w:ind w:left="880" w:hanging="480"/>
+      </w:pPr>
+      <w:r>
+        <w:rPr>
+          <w:rFonts w:ascii="宋体" w:hAnsi="宋体" w:eastAsia="宋体" w:hint="eastAsia"/>
+          <w:b w:val="0"/>
+          <w:sz w:val="23"/>
+        </w:rPr>
+        <w:t>（2）中间：产能规模与产品线布局，用概数呈现</w:t>
+      </w:r>
+    </w:p>
+    <w:p>
+      <w:pPr>
+        <w:spacing w:before="20" w:after="20" w:line="310" w:lineRule="auto"/>
+        <w:ind w:left="880" w:hanging="480"/>
+      </w:pPr>
+      <w:r>
+        <w:rPr>
+          <w:rFonts w:ascii="宋体" w:hAnsi="宋体" w:eastAsia="宋体" w:hint="eastAsia"/>
+          <w:b w:val="0"/>
+          <w:sz w:val="23"/>
+        </w:rPr>
+        <w:t>（3）右边：扩产计划——新增产能规模、预计投产时间</w:t>
+      </w:r>
+    </w:p>
+    <w:p>
+      <w:pPr>
+        <w:spacing w:before="20" w:after="20" w:line="310" w:lineRule="auto"/>
+        <w:ind w:left="880" w:hanging="480"/>
+      </w:pPr>
+      <w:r>
+        <w:rPr>
+          <w:rFonts w:ascii="宋体" w:hAnsi="宋体" w:eastAsia="宋体" w:hint="eastAsia"/>
+          <w:b w:val="0"/>
+          <w:sz w:val="23"/>
+        </w:rPr>
+        <w:t>（4）配 2—3 张车间实拍照片</w:t>
       </w:r>
     </w:p>
     <w:p>
@@ -4299,7 +3967,7 @@
           <w:b w:val="0"/>
           <w:sz w:val="23"/>
         </w:rPr>
-        <w:t>一页最多 8 个单品。在售的和在研的分开标，别混在一起。</w:t>
+        <w:t>产能数据用概数，利用率、良品率一类的明细不在 BP 中提供，留待投资机构尽调。</w:t>
       </w:r>
     </w:p>
     <w:p>
@@ -4317,7 +3985,7 @@
           <w:rFonts w:hint="eastAsia"/>
           <w:sz w:val="24"/>
         </w:rPr>
-        <w:t>2.7  核心技术与研发</w:t>
+        <w:t>2.7  销售渠道与终端</w:t>
       </w:r>
       <w:r>
         <w:rPr>
@@ -4341,7 +4009,7 @@
           <w:color w:val="595959"/>
           <w:sz w:val="21"/>
         </w:rPr>
-        <w:t>这页说清楚：核心技术、以及相关的证据（专利）。</w:t>
+        <w:t>这页说清楚：公司经销体系的整体布局和优势。</w:t>
       </w:r>
     </w:p>
     <w:p>
@@ -4371,35 +4039,35 @@
           <w:b w:val="0"/>
           <w:sz w:val="23"/>
         </w:rPr>
-        <w:t>（1）功效试验数据、第三方检测报告</w:t>
-      </w:r>
-    </w:p>
-    <w:p>
-      <w:pPr>
-        <w:spacing w:before="20" w:after="20" w:line="310" w:lineRule="auto"/>
-        <w:ind w:left="880" w:hanging="480"/>
-      </w:pPr>
-      <w:r>
-        <w:rPr>
-          <w:rFonts w:ascii="宋体" w:hAnsi="宋体" w:eastAsia="宋体" w:hint="eastAsia"/>
-          <w:b w:val="0"/>
-          <w:sz w:val="23"/>
-        </w:rPr>
-        <w:t>（2）公开发表的研究文献</w:t>
-      </w:r>
-    </w:p>
-    <w:p>
-      <w:pPr>
-        <w:spacing w:before="20" w:after="20" w:line="310" w:lineRule="auto"/>
-        <w:ind w:left="880" w:hanging="480"/>
-      </w:pPr>
-      <w:r>
-        <w:rPr>
-          <w:rFonts w:ascii="宋体" w:hAnsi="宋体" w:eastAsia="宋体" w:hint="eastAsia"/>
-          <w:b w:val="0"/>
-          <w:sz w:val="23"/>
-        </w:rPr>
-        <w:t>（3）专利清单、菌种来源证明</w:t>
+        <w:t>（1）渠道类型构成（经销、直销、电商）</w:t>
+      </w:r>
+    </w:p>
+    <w:p>
+      <w:pPr>
+        <w:spacing w:before="20" w:after="20" w:line="310" w:lineRule="auto"/>
+        <w:ind w:left="880" w:hanging="480"/>
+      </w:pPr>
+      <w:r>
+        <w:rPr>
+          <w:rFonts w:ascii="宋体" w:hAnsi="宋体" w:eastAsia="宋体" w:hint="eastAsia"/>
+          <w:b w:val="0"/>
+          <w:sz w:val="23"/>
+        </w:rPr>
+        <w:t>（2）销售网络的覆盖区域</w:t>
+      </w:r>
+    </w:p>
+    <w:p>
+      <w:pPr>
+        <w:spacing w:before="20" w:after="20" w:line="310" w:lineRule="auto"/>
+        <w:ind w:left="880" w:hanging="480"/>
+      </w:pPr>
+      <w:r>
+        <w:rPr>
+          <w:rFonts w:ascii="宋体" w:hAnsi="宋体" w:eastAsia="宋体" w:hint="eastAsia"/>
+          <w:b w:val="0"/>
+          <w:sz w:val="23"/>
+        </w:rPr>
+        <w:t>（3）主要销售平台与合作情况</w:t>
       </w:r>
     </w:p>
     <w:p>
@@ -4429,35 +4097,49 @@
           <w:b w:val="0"/>
           <w:sz w:val="23"/>
         </w:rPr>
-        <w:t>（1）左边三栏写三大功效：溶栓、肠道免疫、降压护血管，每栏写清是哪个成分起作用</w:t>
-      </w:r>
-    </w:p>
-    <w:p>
-      <w:pPr>
-        <w:spacing w:before="20" w:after="20" w:line="310" w:lineRule="auto"/>
-        <w:ind w:left="880" w:hanging="480"/>
-      </w:pPr>
-      <w:r>
-        <w:rPr>
-          <w:rFonts w:ascii="宋体" w:hAnsi="宋体" w:eastAsia="宋体" w:hint="eastAsia"/>
-          <w:b w:val="0"/>
-          <w:sz w:val="23"/>
-        </w:rPr>
-        <w:t>（2）每条功效后面挂证据：哪个机构做的研究、什么结论、什么时候发表</w:t>
-      </w:r>
-    </w:p>
-    <w:p>
-      <w:pPr>
-        <w:spacing w:before="20" w:after="20" w:line="310" w:lineRule="auto"/>
-        <w:ind w:left="880" w:hanging="480"/>
-      </w:pPr>
-      <w:r>
-        <w:rPr>
-          <w:rFonts w:ascii="宋体" w:hAnsi="宋体" w:eastAsia="宋体" w:hint="eastAsia"/>
-          <w:b w:val="0"/>
-          <w:sz w:val="23"/>
-        </w:rPr>
-        <w:t>（3）右边列核心专利：名称、专利号、授权时间；菌种来源单独写一行</w:t>
+        <w:t>（1）一句话说清渠道结构：以经销为主，直销与电商为辅</w:t>
+      </w:r>
+    </w:p>
+    <w:p>
+      <w:pPr>
+        <w:spacing w:before="20" w:after="20" w:line="310" w:lineRule="auto"/>
+        <w:ind w:left="880" w:hanging="480"/>
+      </w:pPr>
+      <w:r>
+        <w:rPr>
+          <w:rFonts w:ascii="宋体" w:hAnsi="宋体" w:eastAsia="宋体" w:hint="eastAsia"/>
+          <w:b w:val="0"/>
+          <w:sz w:val="23"/>
+        </w:rPr>
+        <w:t>（2）配一张中国地图或示意图，体现销售网络的覆盖范围</w:t>
+      </w:r>
+    </w:p>
+    <w:p>
+      <w:pPr>
+        <w:spacing w:before="20" w:after="20" w:line="310" w:lineRule="auto"/>
+        <w:ind w:left="880" w:hanging="480"/>
+      </w:pPr>
+      <w:r>
+        <w:rPr>
+          <w:rFonts w:ascii="宋体" w:hAnsi="宋体" w:eastAsia="宋体" w:hint="eastAsia"/>
+          <w:b w:val="0"/>
+          <w:sz w:val="23"/>
+        </w:rPr>
+        <w:t>（3）突出体系优势：多层级经销网络、下沉能力、与主流电商平台的合作</w:t>
+      </w:r>
+    </w:p>
+    <w:p>
+      <w:pPr>
+        <w:spacing w:before="20" w:after="20" w:line="310" w:lineRule="auto"/>
+        <w:ind w:left="880" w:hanging="480"/>
+      </w:pPr>
+      <w:r>
+        <w:rPr>
+          <w:rFonts w:ascii="宋体" w:hAnsi="宋体" w:eastAsia="宋体" w:hint="eastAsia"/>
+          <w:b w:val="0"/>
+          <w:sz w:val="23"/>
+        </w:rPr>
+        <w:t>（4）线上部分只讲平台布局，不列具体销量</w:t>
       </w:r>
     </w:p>
     <w:p>
@@ -4487,7 +4169,36 @@
           <w:b w:val="0"/>
           <w:sz w:val="23"/>
         </w:rPr>
-        <w:t>功效表述受《广告法》和保健食品标签规范约束，只能写批文核准的功能，不能自己扩大。文献结论要注明出处，不要写成公司自己的结论。</w:t>
+        <w:t>只呈现体系布局与优势。经销商名单、各渠道收入占比等明细不在 BP 中提供。</w:t>
+      </w:r>
+    </w:p>
+    <w:p>
+      <w:pPr>
+        <w:pStyle w:val="2"/>
+        <w:spacing w:before="156" w:after="156"/>
+      </w:pPr>
+      <w:bookmarkStart w:id="1002" w:name="_Toc900002"/>
+      <w:r>
+        <w:rPr>
+          <w:rFonts w:hint="eastAsia"/>
+          <w:b/>
+        </w:rPr>
+        <w:t>行业分析</w:t>
+      </w:r>
+      <w:bookmarkEnd w:id="1002"/>
+    </w:p>
+    <w:p>
+      <w:pPr>
+        <w:spacing w:before="60" w:after="60" w:line="330" w:lineRule="auto"/>
+        <w:ind w:left="0" w:firstLine="480"/>
+      </w:pPr>
+      <w:r>
+        <w:rPr>
+          <w:rFonts w:ascii="宋体" w:hAnsi="宋体" w:eastAsia="宋体" w:hint="eastAsia"/>
+          <w:b w:val="0"/>
+          <w:sz w:val="24"/>
+        </w:rPr>
+        <w:t>本章对应 BP 第二章，共 5 页。行业规模、未来发展、我们公司所处的行业地位。</w:t>
       </w:r>
     </w:p>
     <w:p>
@@ -4505,7 +4216,7 @@
           <w:rFonts w:hint="eastAsia"/>
           <w:sz w:val="24"/>
         </w:rPr>
-        <w:t>2.8  生产基地与产能</w:t>
+        <w:t>3.1  纳豆行业概况</w:t>
       </w:r>
       <w:r>
         <w:rPr>
@@ -4529,7 +4240,7 @@
           <w:color w:val="595959"/>
           <w:sz w:val="21"/>
         </w:rPr>
-        <w:t>这页说清楚：生产基地位置、产能情况。</w:t>
+        <w:t>这页说清楚：所处行业概况、核心产品功效和对应消费群体。</w:t>
       </w:r>
     </w:p>
     <w:p>
@@ -4559,49 +4270,35 @@
           <w:b w:val="0"/>
           <w:sz w:val="23"/>
         </w:rPr>
-        <w:t>（1）厂房产权证或租赁合同</w:t>
-      </w:r>
-    </w:p>
-    <w:p>
-      <w:pPr>
-        <w:spacing w:before="20" w:after="20" w:line="310" w:lineRule="auto"/>
-        <w:ind w:left="880" w:hanging="480"/>
-      </w:pPr>
-      <w:r>
-        <w:rPr>
-          <w:rFonts w:ascii="宋体" w:hAnsi="宋体" w:eastAsia="宋体" w:hint="eastAsia"/>
-          <w:b w:val="0"/>
-          <w:sz w:val="23"/>
-        </w:rPr>
-        <w:t>（2）生产许可证、GMP 相关文件</w:t>
-      </w:r>
-    </w:p>
-    <w:p>
-      <w:pPr>
-        <w:spacing w:before="20" w:after="20" w:line="310" w:lineRule="auto"/>
-        <w:ind w:left="880" w:hanging="480"/>
-      </w:pPr>
-      <w:r>
-        <w:rPr>
-          <w:rFonts w:ascii="宋体" w:hAnsi="宋体" w:eastAsia="宋体" w:hint="eastAsia"/>
-          <w:b w:val="0"/>
-          <w:sz w:val="23"/>
-        </w:rPr>
-        <w:t>（3）产能与实际产量台账、良品率</w:t>
-      </w:r>
-    </w:p>
-    <w:p>
-      <w:pPr>
-        <w:spacing w:before="20" w:after="20" w:line="310" w:lineRule="auto"/>
-        <w:ind w:left="880" w:hanging="480"/>
-      </w:pPr>
-      <w:r>
-        <w:rPr>
-          <w:rFonts w:ascii="宋体" w:hAnsi="宋体" w:eastAsia="宋体" w:hint="eastAsia"/>
-          <w:b w:val="0"/>
-          <w:sz w:val="23"/>
-        </w:rPr>
-        <w:t>（4）主要设备清单、扩产方案</w:t>
+        <w:t>（1）功效研究资料</w:t>
+      </w:r>
+    </w:p>
+    <w:p>
+      <w:pPr>
+        <w:spacing w:before="20" w:after="20" w:line="310" w:lineRule="auto"/>
+        <w:ind w:left="880" w:hanging="480"/>
+      </w:pPr>
+      <w:r>
+        <w:rPr>
+          <w:rFonts w:ascii="宋体" w:hAnsi="宋体" w:eastAsia="宋体" w:hint="eastAsia"/>
+          <w:b w:val="0"/>
+          <w:sz w:val="23"/>
+        </w:rPr>
+        <w:t>（2）目标人群规模数据（心血管、高血压等患者数）</w:t>
+      </w:r>
+    </w:p>
+    <w:p>
+      <w:pPr>
+        <w:spacing w:before="20" w:after="20" w:line="310" w:lineRule="auto"/>
+        <w:ind w:left="880" w:hanging="480"/>
+      </w:pPr>
+      <w:r>
+        <w:rPr>
+          <w:rFonts w:ascii="宋体" w:hAnsi="宋体" w:eastAsia="宋体" w:hint="eastAsia"/>
+          <w:b w:val="0"/>
+          <w:sz w:val="23"/>
+        </w:rPr>
+        <w:t>（3）数据的出处和发布年份</w:t>
       </w:r>
     </w:p>
     <w:p>
@@ -4631,49 +4328,35 @@
           <w:b w:val="0"/>
           <w:sz w:val="23"/>
         </w:rPr>
-        <w:t>（1）左边：基地位置、占地面积、车间等级、主要设备</w:t>
-      </w:r>
-    </w:p>
-    <w:p>
-      <w:pPr>
-        <w:spacing w:before="20" w:after="20" w:line="310" w:lineRule="auto"/>
-        <w:ind w:left="880" w:hanging="480"/>
-      </w:pPr>
-      <w:r>
-        <w:rPr>
-          <w:rFonts w:ascii="宋体" w:hAnsi="宋体" w:eastAsia="宋体" w:hint="eastAsia"/>
-          <w:b w:val="0"/>
-          <w:sz w:val="23"/>
-        </w:rPr>
-        <w:t>（2）中间：设计产能、去年实际产量、产能利用率、良品率</w:t>
-      </w:r>
-    </w:p>
-    <w:p>
-      <w:pPr>
-        <w:spacing w:before="20" w:after="20" w:line="310" w:lineRule="auto"/>
-        <w:ind w:left="880" w:hanging="480"/>
-      </w:pPr>
-      <w:r>
-        <w:rPr>
-          <w:rFonts w:ascii="宋体" w:hAnsi="宋体" w:eastAsia="宋体" w:hint="eastAsia"/>
-          <w:b w:val="0"/>
-          <w:sz w:val="23"/>
-        </w:rPr>
-        <w:t>（3）右边：扩产计划（含邢台资产整合），新增多少产能、投多少钱、什么时候投产</w:t>
-      </w:r>
-    </w:p>
-    <w:p>
-      <w:pPr>
-        <w:spacing w:before="20" w:after="20" w:line="310" w:lineRule="auto"/>
-        <w:ind w:left="880" w:hanging="480"/>
-      </w:pPr>
-      <w:r>
-        <w:rPr>
-          <w:rFonts w:ascii="宋体" w:hAnsi="宋体" w:eastAsia="宋体" w:hint="eastAsia"/>
-          <w:b w:val="0"/>
-          <w:sz w:val="23"/>
-        </w:rPr>
-        <w:t>（4）配 2—3 张车间实拍照片</w:t>
+        <w:t>（1）上半页三栏写三大功效：每栏写清什么成分、起什么作用、有哪条研究支持</w:t>
+      </w:r>
+    </w:p>
+    <w:p>
+      <w:pPr>
+        <w:spacing w:before="20" w:after="20" w:line="310" w:lineRule="auto"/>
+        <w:ind w:left="880" w:hanging="480"/>
+      </w:pPr>
+      <w:r>
+        <w:rPr>
+          <w:rFonts w:ascii="宋体" w:hAnsi="宋体" w:eastAsia="宋体" w:hint="eastAsia"/>
+          <w:b w:val="0"/>
+          <w:sz w:val="23"/>
+        </w:rPr>
+        <w:t>（2）下半页写对应人群有多少：心血管病患者多少、高血压患者多少</w:t>
+      </w:r>
+    </w:p>
+    <w:p>
+      <w:pPr>
+        <w:spacing w:before="20" w:after="20" w:line="310" w:lineRule="auto"/>
+        <w:ind w:left="880" w:hanging="480"/>
+      </w:pPr>
+      <w:r>
+        <w:rPr>
+          <w:rFonts w:ascii="宋体" w:hAnsi="宋体" w:eastAsia="宋体" w:hint="eastAsia"/>
+          <w:b w:val="0"/>
+          <w:sz w:val="23"/>
+        </w:rPr>
+        <w:t>（3）每个数字下面标出处和年份</w:t>
       </w:r>
     </w:p>
     <w:p>
@@ -4703,7 +4386,7 @@
           <w:b w:val="0"/>
           <w:sz w:val="23"/>
         </w:rPr>
-        <w:t>向燕京啤酒租的土地厂房要单独说明——这是关联交易，IPO 前要清理或论证。写 BP 时就把整改安排一并写上，别回避。</w:t>
+        <w:t>人群规模是“潜在人群”，不是你的客户。别直接拿人数乘单价当成自己的市场。</w:t>
       </w:r>
     </w:p>
     <w:p>
@@ -4721,7 +4404,7 @@
           <w:rFonts w:hint="eastAsia"/>
           <w:sz w:val="24"/>
         </w:rPr>
-        <w:t>2.9  销售渠道与终端</w:t>
+        <w:t>3.2  日本市场与中国差距</w:t>
       </w:r>
       <w:r>
         <w:rPr>
@@ -4745,7 +4428,7 @@
           <w:color w:val="595959"/>
           <w:sz w:val="21"/>
         </w:rPr>
-        <w:t>这页说清楚：货怎么卖出去、铺到了多少家。</w:t>
+        <w:t>这页说清楚：该品类在成熟市场能做多大。</w:t>
       </w:r>
     </w:p>
     <w:p>
@@ -4775,49 +4458,21 @@
           <w:b w:val="0"/>
           <w:sz w:val="23"/>
         </w:rPr>
-        <w:t>（1）经销商名单和数量</w:t>
-      </w:r>
-    </w:p>
-    <w:p>
-      <w:pPr>
-        <w:spacing w:before="20" w:after="20" w:line="310" w:lineRule="auto"/>
-        <w:ind w:left="880" w:hanging="480"/>
-      </w:pPr>
-      <w:r>
-        <w:rPr>
-          <w:rFonts w:ascii="宋体" w:hAnsi="宋体" w:eastAsia="宋体" w:hint="eastAsia"/>
-          <w:b w:val="0"/>
-          <w:sz w:val="23"/>
-        </w:rPr>
-        <w:t>（2）终端网点数、覆盖区域</w:t>
-      </w:r>
-    </w:p>
-    <w:p>
-      <w:pPr>
-        <w:spacing w:before="20" w:after="20" w:line="310" w:lineRule="auto"/>
-        <w:ind w:left="880" w:hanging="480"/>
-      </w:pPr>
-      <w:r>
-        <w:rPr>
-          <w:rFonts w:ascii="宋体" w:hAnsi="宋体" w:eastAsia="宋体" w:hint="eastAsia"/>
-          <w:b w:val="0"/>
-          <w:sz w:val="23"/>
-        </w:rPr>
-        <w:t>（3）各渠道收入占比</w:t>
-      </w:r>
-    </w:p>
-    <w:p>
-      <w:pPr>
-        <w:spacing w:before="20" w:after="20" w:line="310" w:lineRule="auto"/>
-        <w:ind w:left="880" w:hanging="480"/>
-      </w:pPr>
-      <w:r>
-        <w:rPr>
-          <w:rFonts w:ascii="宋体" w:hAnsi="宋体" w:eastAsia="宋体" w:hint="eastAsia"/>
-          <w:b w:val="0"/>
-          <w:sz w:val="23"/>
-        </w:rPr>
-        <w:t>（4）线上平台的店铺和销量数据</w:t>
+        <w:t>（1）日本市场规模、人均消费、代表企业数据</w:t>
+      </w:r>
+    </w:p>
+    <w:p>
+      <w:pPr>
+        <w:spacing w:before="20" w:after="20" w:line="310" w:lineRule="auto"/>
+        <w:ind w:left="880" w:hanging="480"/>
+      </w:pPr>
+      <w:r>
+        <w:rPr>
+          <w:rFonts w:ascii="宋体" w:hAnsi="宋体" w:eastAsia="宋体" w:hint="eastAsia"/>
+          <w:b w:val="0"/>
+          <w:sz w:val="23"/>
+        </w:rPr>
+        <w:t>（2）中国渗透率、消费者认知度数据</w:t>
       </w:r>
     </w:p>
     <w:p>
@@ -4847,49 +4502,49 @@
           <w:b w:val="0"/>
           <w:sz w:val="23"/>
         </w:rPr>
-        <w:t>（1）左边画渠道结构饼图：经销、直销、电商各占多少</w:t>
-      </w:r>
-    </w:p>
-    <w:p>
-      <w:pPr>
-        <w:spacing w:before="20" w:after="20" w:line="310" w:lineRule="auto"/>
-        <w:ind w:left="880" w:hanging="480"/>
-      </w:pPr>
-      <w:r>
-        <w:rPr>
-          <w:rFonts w:ascii="宋体" w:hAnsi="宋体" w:eastAsia="宋体" w:hint="eastAsia"/>
-          <w:b w:val="0"/>
-          <w:sz w:val="23"/>
-        </w:rPr>
-        <w:t>（2）中间写：经销商多少家、覆盖多少个省、下沉到什么层级；终端网点多少家</w:t>
-      </w:r>
-    </w:p>
-    <w:p>
-      <w:pPr>
-        <w:spacing w:before="20" w:after="20" w:line="310" w:lineRule="auto"/>
-        <w:ind w:left="880" w:hanging="480"/>
-      </w:pPr>
-      <w:r>
-        <w:rPr>
-          <w:rFonts w:ascii="宋体" w:hAnsi="宋体" w:eastAsia="宋体" w:hint="eastAsia"/>
-          <w:b w:val="0"/>
-          <w:sz w:val="23"/>
-        </w:rPr>
-        <w:t>（3）右边写线上：在哪些平台、去年销量多少、增速多少</w:t>
-      </w:r>
-    </w:p>
-    <w:p>
-      <w:pPr>
-        <w:spacing w:before="20" w:after="20" w:line="310" w:lineRule="auto"/>
-        <w:ind w:left="880" w:hanging="480"/>
-      </w:pPr>
-      <w:r>
-        <w:rPr>
-          <w:rFonts w:ascii="宋体" w:hAnsi="宋体" w:eastAsia="宋体" w:hint="eastAsia"/>
-          <w:b w:val="0"/>
-          <w:sz w:val="23"/>
-        </w:rPr>
-        <w:t>（4）可以配一张中国地图，标出覆盖区域</w:t>
+        <w:t>（1）左边日本：市场规模、人均一年吃多少、代表企业营收</w:t>
+      </w:r>
+    </w:p>
+    <w:p>
+      <w:pPr>
+        <w:spacing w:before="20" w:after="20" w:line="310" w:lineRule="auto"/>
+        <w:ind w:left="880" w:hanging="480"/>
+      </w:pPr>
+      <w:r>
+        <w:rPr>
+          <w:rFonts w:ascii="宋体" w:hAnsi="宋体" w:eastAsia="宋体" w:hint="eastAsia"/>
+          <w:b w:val="0"/>
+          <w:sz w:val="23"/>
+        </w:rPr>
+        <w:t>（2）右边中国：渗透率多少、了解纳豆功效的消费者比例</w:t>
+      </w:r>
+    </w:p>
+    <w:p>
+      <w:pPr>
+        <w:spacing w:before="20" w:after="20" w:line="310" w:lineRule="auto"/>
+        <w:ind w:left="880" w:hanging="480"/>
+      </w:pPr>
+      <w:r>
+        <w:rPr>
+          <w:rFonts w:ascii="宋体" w:hAnsi="宋体" w:eastAsia="宋体" w:hint="eastAsia"/>
+          <w:b w:val="0"/>
+          <w:sz w:val="23"/>
+        </w:rPr>
+        <w:t>（3）中间用一个数字点题，比如中国渗透率大约是日本的几分之一</w:t>
+      </w:r>
+    </w:p>
+    <w:p>
+      <w:pPr>
+        <w:spacing w:before="20" w:after="20" w:line="310" w:lineRule="auto"/>
+        <w:ind w:left="880" w:hanging="480"/>
+      </w:pPr>
+      <w:r>
+        <w:rPr>
+          <w:rFonts w:ascii="宋体" w:hAnsi="宋体" w:eastAsia="宋体" w:hint="eastAsia"/>
+          <w:b w:val="0"/>
+          <w:sz w:val="23"/>
+        </w:rPr>
+        <w:t>（4）每个数字标来源和年份</w:t>
       </w:r>
     </w:p>
     <w:p>
@@ -4919,36 +4574,7 @@
           <w:b w:val="0"/>
           <w:sz w:val="23"/>
         </w:rPr>
-        <w:t>经销商和终端数量将来会被穿透核查——写多少就要拿得出台账。返利政策、经销商进销存也要能对上，现在就按可核查的口径写。</w:t>
-      </w:r>
-    </w:p>
-    <w:p>
-      <w:pPr>
-        <w:pStyle w:val="2"/>
-        <w:spacing w:before="156" w:after="156"/>
-      </w:pPr>
-      <w:bookmarkStart w:id="1002" w:name="_Toc900002"/>
-      <w:r>
-        <w:rPr>
-          <w:rFonts w:hint="eastAsia"/>
-          <w:b/>
-        </w:rPr>
-        <w:t>行业分析</w:t>
-      </w:r>
-      <w:bookmarkEnd w:id="1002"/>
-    </w:p>
-    <w:p>
-      <w:pPr>
-        <w:spacing w:before="60" w:after="60" w:line="330" w:lineRule="auto"/>
-        <w:ind w:left="0" w:firstLine="480"/>
-      </w:pPr>
-      <w:r>
-        <w:rPr>
-          <w:rFonts w:ascii="宋体" w:hAnsi="宋体" w:eastAsia="宋体" w:hint="eastAsia"/>
-          <w:b w:val="0"/>
-          <w:sz w:val="24"/>
-        </w:rPr>
-        <w:t>本章对应 BP 第二章，共 5 页。行业规模、未来发展、我们公司所处的行业地位。</w:t>
+        <w:t>两国数据口径常常不同（含不含保健食品、按零售额还是出厂额），要在图下写清楚，不能混着比。</w:t>
       </w:r>
     </w:p>
     <w:p>
@@ -4966,7 +4592,7 @@
           <w:rFonts w:hint="eastAsia"/>
           <w:sz w:val="24"/>
         </w:rPr>
-        <w:t>3.1  纳豆行业概况</w:t>
+        <w:t>3.3  中国市场规模与增速</w:t>
       </w:r>
       <w:r>
         <w:rPr>
@@ -4990,7 +4616,7 @@
           <w:color w:val="595959"/>
           <w:sz w:val="21"/>
         </w:rPr>
-        <w:t>这页说清楚：所处行业概况、核心产品功效和对应消费群体。</w:t>
+        <w:t>这页说清楚：国内市场有多大、增长速度快不快。</w:t>
       </w:r>
     </w:p>
     <w:p>
@@ -5020,35 +4646,35 @@
           <w:b w:val="0"/>
           <w:sz w:val="23"/>
         </w:rPr>
-        <w:t>（1）功效研究资料</w:t>
-      </w:r>
-    </w:p>
-    <w:p>
-      <w:pPr>
-        <w:spacing w:before="20" w:after="20" w:line="310" w:lineRule="auto"/>
-        <w:ind w:left="880" w:hanging="480"/>
-      </w:pPr>
-      <w:r>
-        <w:rPr>
-          <w:rFonts w:ascii="宋体" w:hAnsi="宋体" w:eastAsia="宋体" w:hint="eastAsia"/>
-          <w:b w:val="0"/>
-          <w:sz w:val="23"/>
-        </w:rPr>
-        <w:t>（2）目标人群规模数据（心血管、高血压等患者数）</w:t>
-      </w:r>
-    </w:p>
-    <w:p>
-      <w:pPr>
-        <w:spacing w:before="20" w:after="20" w:line="310" w:lineRule="auto"/>
-        <w:ind w:left="880" w:hanging="480"/>
-      </w:pPr>
-      <w:r>
-        <w:rPr>
-          <w:rFonts w:ascii="宋体" w:hAnsi="宋体" w:eastAsia="宋体" w:hint="eastAsia"/>
-          <w:b w:val="0"/>
-          <w:sz w:val="23"/>
-        </w:rPr>
-        <w:t>（3）数据的出处和发布年份</w:t>
+        <w:t>（1）行业报告、协会数据</w:t>
+      </w:r>
+    </w:p>
+    <w:p>
+      <w:pPr>
+        <w:spacing w:before="20" w:after="20" w:line="310" w:lineRule="auto"/>
+        <w:ind w:left="880" w:hanging="480"/>
+      </w:pPr>
+      <w:r>
+        <w:rPr>
+          <w:rFonts w:ascii="宋体" w:hAnsi="宋体" w:eastAsia="宋体" w:hint="eastAsia"/>
+          <w:b w:val="0"/>
+          <w:sz w:val="23"/>
+        </w:rPr>
+        <w:t>（2）电商平台的品类数据</w:t>
+      </w:r>
+    </w:p>
+    <w:p>
+      <w:pPr>
+        <w:spacing w:before="20" w:after="20" w:line="310" w:lineRule="auto"/>
+        <w:ind w:left="880" w:hanging="480"/>
+      </w:pPr>
+      <w:r>
+        <w:rPr>
+          <w:rFonts w:ascii="宋体" w:hAnsi="宋体" w:eastAsia="宋体" w:hint="eastAsia"/>
+          <w:b w:val="0"/>
+          <w:sz w:val="23"/>
+        </w:rPr>
+        <w:t>（3）公司自己的销售额（用来算份额）</w:t>
       </w:r>
     </w:p>
     <w:p>
@@ -5078,35 +4704,35 @@
           <w:b w:val="0"/>
           <w:sz w:val="23"/>
         </w:rPr>
-        <w:t>（1）上半页三栏写三大功效：每栏写清什么成分、起什么作用、有哪条研究支持</w:t>
-      </w:r>
-    </w:p>
-    <w:p>
-      <w:pPr>
-        <w:spacing w:before="20" w:after="20" w:line="310" w:lineRule="auto"/>
-        <w:ind w:left="880" w:hanging="480"/>
-      </w:pPr>
-      <w:r>
-        <w:rPr>
-          <w:rFonts w:ascii="宋体" w:hAnsi="宋体" w:eastAsia="宋体" w:hint="eastAsia"/>
-          <w:b w:val="0"/>
-          <w:sz w:val="23"/>
-        </w:rPr>
-        <w:t>（2）下半页写对应人群有多少：心血管病患者多少、高血压患者多少</w:t>
-      </w:r>
-    </w:p>
-    <w:p>
-      <w:pPr>
-        <w:spacing w:before="20" w:after="20" w:line="310" w:lineRule="auto"/>
-        <w:ind w:left="880" w:hanging="480"/>
-      </w:pPr>
-      <w:r>
-        <w:rPr>
-          <w:rFonts w:ascii="宋体" w:hAnsi="宋体" w:eastAsia="宋体" w:hint="eastAsia"/>
-          <w:b w:val="0"/>
-          <w:sz w:val="23"/>
-        </w:rPr>
-        <w:t>（3）每个数字下面标出处和年份</w:t>
+        <w:t>（1）柱状图：近几年中国纳豆市场规模，柱子上标同比增速</w:t>
+      </w:r>
+    </w:p>
+    <w:p>
+      <w:pPr>
+        <w:spacing w:before="20" w:after="20" w:line="310" w:lineRule="auto"/>
+        <w:ind w:left="880" w:hanging="480"/>
+      </w:pPr>
+      <w:r>
+        <w:rPr>
+          <w:rFonts w:ascii="宋体" w:hAnsi="宋体" w:eastAsia="宋体" w:hint="eastAsia"/>
+          <w:b w:val="0"/>
+          <w:sz w:val="23"/>
+        </w:rPr>
+        <w:t>（2）旁边写预测：哪一年到多少、复合增速多少，注明预测来自哪家机构</w:t>
+      </w:r>
+    </w:p>
+    <w:p>
+      <w:pPr>
+        <w:spacing w:before="20" w:after="20" w:line="310" w:lineRule="auto"/>
+        <w:ind w:left="880" w:hanging="480"/>
+      </w:pPr>
+      <w:r>
+        <w:rPr>
+          <w:rFonts w:ascii="宋体" w:hAnsi="宋体" w:eastAsia="宋体" w:hint="eastAsia"/>
+          <w:b w:val="0"/>
+          <w:sz w:val="23"/>
+        </w:rPr>
+        <w:t>（3）下面一行写公司自己占多少份额，把算法写出来</w:t>
       </w:r>
     </w:p>
     <w:p>
@@ -5136,7 +4762,7 @@
           <w:b w:val="0"/>
           <w:sz w:val="23"/>
         </w:rPr>
-        <w:t>人群规模是“潜在人群”，不是你的客户。别直接拿人数乘单价当成自己的市场。</w:t>
+        <w:t>图下必须写“数据来源：某机构某报告，某年发布”。自己测算的份额要能让人复算一遍。</w:t>
       </w:r>
     </w:p>
     <w:p>
@@ -5154,7 +4780,7 @@
           <w:rFonts w:hint="eastAsia"/>
           <w:sz w:val="24"/>
         </w:rPr>
-        <w:t>3.2  日本市场与中国差距</w:t>
+        <w:t>3.4  保健食品行业</w:t>
       </w:r>
       <w:r>
         <w:rPr>
@@ -5178,7 +4804,7 @@
           <w:color w:val="595959"/>
           <w:sz w:val="21"/>
         </w:rPr>
-        <w:t>这页说清楚：该品类在成熟市场能做多大。</w:t>
+        <w:t>这页说清楚：纳豆背后的保健食品行业有多大。</w:t>
       </w:r>
     </w:p>
     <w:p>
@@ -5208,21 +4834,21 @@
           <w:b w:val="0"/>
           <w:sz w:val="23"/>
         </w:rPr>
-        <w:t>（1）日本市场规模、人均消费、代表企业数据</w:t>
-      </w:r>
-    </w:p>
-    <w:p>
-      <w:pPr>
-        <w:spacing w:before="20" w:after="20" w:line="310" w:lineRule="auto"/>
-        <w:ind w:left="880" w:hanging="480"/>
-      </w:pPr>
-      <w:r>
-        <w:rPr>
-          <w:rFonts w:ascii="宋体" w:hAnsi="宋体" w:eastAsia="宋体" w:hint="eastAsia"/>
-          <w:b w:val="0"/>
-          <w:sz w:val="23"/>
-        </w:rPr>
-        <w:t>（2）中国渗透率、消费者认知度数据</w:t>
+        <w:t>（1）保健品（膳食营养补充剂）市场规模和预测</w:t>
+      </w:r>
+    </w:p>
+    <w:p>
+      <w:pPr>
+        <w:spacing w:before="20" w:after="20" w:line="310" w:lineRule="auto"/>
+        <w:ind w:left="880" w:hanging="480"/>
+      </w:pPr>
+      <w:r>
+        <w:rPr>
+          <w:rFonts w:ascii="宋体" w:hAnsi="宋体" w:eastAsia="宋体" w:hint="eastAsia"/>
+          <w:b w:val="0"/>
+          <w:sz w:val="23"/>
+        </w:rPr>
+        <w:t>（2）人均消费的国际对比数据</w:t>
       </w:r>
     </w:p>
     <w:p>
@@ -5252,49 +4878,35 @@
           <w:b w:val="0"/>
           <w:sz w:val="23"/>
         </w:rPr>
-        <w:t>（1）左边日本：市场规模、人均一年吃多少、代表企业营收</w:t>
-      </w:r>
-    </w:p>
-    <w:p>
-      <w:pPr>
-        <w:spacing w:before="20" w:after="20" w:line="310" w:lineRule="auto"/>
-        <w:ind w:left="880" w:hanging="480"/>
-      </w:pPr>
-      <w:r>
-        <w:rPr>
-          <w:rFonts w:ascii="宋体" w:hAnsi="宋体" w:eastAsia="宋体" w:hint="eastAsia"/>
-          <w:b w:val="0"/>
-          <w:sz w:val="23"/>
-        </w:rPr>
-        <w:t>（2）右边中国：渗透率多少、了解纳豆功效的消费者比例</w:t>
-      </w:r>
-    </w:p>
-    <w:p>
-      <w:pPr>
-        <w:spacing w:before="20" w:after="20" w:line="310" w:lineRule="auto"/>
-        <w:ind w:left="880" w:hanging="480"/>
-      </w:pPr>
-      <w:r>
-        <w:rPr>
-          <w:rFonts w:ascii="宋体" w:hAnsi="宋体" w:eastAsia="宋体" w:hint="eastAsia"/>
-          <w:b w:val="0"/>
-          <w:sz w:val="23"/>
-        </w:rPr>
-        <w:t>（3）中间用一个数字点题，比如中国渗透率大约是日本的几分之一</w:t>
-      </w:r>
-    </w:p>
-    <w:p>
-      <w:pPr>
-        <w:spacing w:before="20" w:after="20" w:line="310" w:lineRule="auto"/>
-        <w:ind w:left="880" w:hanging="480"/>
-      </w:pPr>
-      <w:r>
-        <w:rPr>
-          <w:rFonts w:ascii="宋体" w:hAnsi="宋体" w:eastAsia="宋体" w:hint="eastAsia"/>
-          <w:b w:val="0"/>
-          <w:sz w:val="23"/>
-        </w:rPr>
-        <w:t>（4）每个数字标来源和年份</w:t>
+        <w:t>（1）左边：中国保健品市场规模和未来预测</w:t>
+      </w:r>
+    </w:p>
+    <w:p>
+      <w:pPr>
+        <w:spacing w:before="20" w:after="20" w:line="310" w:lineRule="auto"/>
+        <w:ind w:left="880" w:hanging="480"/>
+      </w:pPr>
+      <w:r>
+        <w:rPr>
+          <w:rFonts w:ascii="宋体" w:hAnsi="宋体" w:eastAsia="宋体" w:hint="eastAsia"/>
+          <w:b w:val="0"/>
+          <w:sz w:val="23"/>
+        </w:rPr>
+        <w:t>（2）右边：人均消费柱状图，中国和日、韩、美对比</w:t>
+      </w:r>
+    </w:p>
+    <w:p>
+      <w:pPr>
+        <w:spacing w:before="20" w:after="20" w:line="310" w:lineRule="auto"/>
+        <w:ind w:left="880" w:hanging="480"/>
+      </w:pPr>
+      <w:r>
+        <w:rPr>
+          <w:rFonts w:ascii="宋体" w:hAnsi="宋体" w:eastAsia="宋体" w:hint="eastAsia"/>
+          <w:b w:val="0"/>
+          <w:sz w:val="23"/>
+        </w:rPr>
+        <w:t>（3）下面两条趋势各一句话：需求从基础营养转向特定功效；兴趣电商成为新的增长渠道</w:t>
       </w:r>
     </w:p>
     <w:p>
@@ -5324,7 +4936,7 @@
           <w:b w:val="0"/>
           <w:sz w:val="23"/>
         </w:rPr>
-        <w:t>两国数据口径常常不同（含不含保健食品、按零售额还是出厂额），要在图下写清楚，不能混着比。</w:t>
+        <w:t>这页是背景，控制在一页，别喧宾夺主。</w:t>
       </w:r>
     </w:p>
     <w:p>
@@ -5342,7 +4954,7 @@
           <w:rFonts w:hint="eastAsia"/>
           <w:sz w:val="24"/>
         </w:rPr>
-        <w:t>3.3  中国市场规模与增速</w:t>
+        <w:t>3.5  行业地位与可比公司</w:t>
       </w:r>
       <w:r>
         <w:rPr>
@@ -5366,7 +4978,7 @@
           <w:color w:val="595959"/>
           <w:sz w:val="21"/>
         </w:rPr>
-        <w:t>这页说清楚：国内市场有多大、增长速度快不快。</w:t>
+        <w:t>这页说清楚：我们在行业里排第几、同类公司市场价值。</w:t>
       </w:r>
     </w:p>
     <w:p>
@@ -5396,35 +5008,35 @@
           <w:b w:val="0"/>
           <w:sz w:val="23"/>
         </w:rPr>
-        <w:t>（1）行业报告、协会数据</w:t>
-      </w:r>
-    </w:p>
-    <w:p>
-      <w:pPr>
-        <w:spacing w:before="20" w:after="20" w:line="310" w:lineRule="auto"/>
-        <w:ind w:left="880" w:hanging="480"/>
-      </w:pPr>
-      <w:r>
-        <w:rPr>
-          <w:rFonts w:ascii="宋体" w:hAnsi="宋体" w:eastAsia="宋体" w:hint="eastAsia"/>
-          <w:b w:val="0"/>
-          <w:sz w:val="23"/>
-        </w:rPr>
-        <w:t>（2）电商平台的品类数据</w:t>
-      </w:r>
-    </w:p>
-    <w:p>
-      <w:pPr>
-        <w:spacing w:before="20" w:after="20" w:line="310" w:lineRule="auto"/>
-        <w:ind w:left="880" w:hanging="480"/>
-      </w:pPr>
-      <w:r>
-        <w:rPr>
-          <w:rFonts w:ascii="宋体" w:hAnsi="宋体" w:eastAsia="宋体" w:hint="eastAsia"/>
-          <w:b w:val="0"/>
-          <w:sz w:val="23"/>
-        </w:rPr>
-        <w:t>（3）公司自己的销售额（用来算份额）</w:t>
+        <w:t>（1）主要竞品名单和公开资料</w:t>
+      </w:r>
+    </w:p>
+    <w:p>
+      <w:pPr>
+        <w:spacing w:before="20" w:after="20" w:line="310" w:lineRule="auto"/>
+        <w:ind w:left="880" w:hanging="480"/>
+      </w:pPr>
+      <w:r>
+        <w:rPr>
+          <w:rFonts w:ascii="宋体" w:hAnsi="宋体" w:eastAsia="宋体" w:hint="eastAsia"/>
+          <w:b w:val="0"/>
+          <w:sz w:val="23"/>
+        </w:rPr>
+        <w:t>（2）可比上市公司的营收、利润、市值、市盈率</w:t>
+      </w:r>
+    </w:p>
+    <w:p>
+      <w:pPr>
+        <w:spacing w:before="20" w:after="20" w:line="310" w:lineRule="auto"/>
+        <w:ind w:left="880" w:hanging="480"/>
+      </w:pPr>
+      <w:r>
+        <w:rPr>
+          <w:rFonts w:ascii="宋体" w:hAnsi="宋体" w:eastAsia="宋体" w:hint="eastAsia"/>
+          <w:b w:val="0"/>
+          <w:sz w:val="23"/>
+        </w:rPr>
+        <w:t>（3）取数日期</w:t>
       </w:r>
     </w:p>
     <w:p>
@@ -5454,35 +5066,49 @@
           <w:b w:val="0"/>
           <w:sz w:val="23"/>
         </w:rPr>
-        <w:t>（1）柱状图：近几年中国纳豆市场规模，柱子上标同比增速</w:t>
-      </w:r>
-    </w:p>
-    <w:p>
-      <w:pPr>
-        <w:spacing w:before="20" w:after="20" w:line="310" w:lineRule="auto"/>
-        <w:ind w:left="880" w:hanging="480"/>
-      </w:pPr>
-      <w:r>
-        <w:rPr>
-          <w:rFonts w:ascii="宋体" w:hAnsi="宋体" w:eastAsia="宋体" w:hint="eastAsia"/>
-          <w:b w:val="0"/>
-          <w:sz w:val="23"/>
-        </w:rPr>
-        <w:t>（2）旁边写预测：哪一年到多少、复合增速多少，注明预测来自哪家机构</w:t>
-      </w:r>
-    </w:p>
-    <w:p>
-      <w:pPr>
-        <w:spacing w:before="20" w:after="20" w:line="310" w:lineRule="auto"/>
-        <w:ind w:left="880" w:hanging="480"/>
-      </w:pPr>
-      <w:r>
-        <w:rPr>
-          <w:rFonts w:ascii="宋体" w:hAnsi="宋体" w:eastAsia="宋体" w:hint="eastAsia"/>
-          <w:b w:val="0"/>
-          <w:sz w:val="23"/>
-        </w:rPr>
-        <w:t>（3）下面一行写公司自己占多少份额，把算法写出来</w:t>
+        <w:t>（1）上半页竞品对比表：公司名、主要产品、渠道、大致规模、有没有蓝帽子</w:t>
+      </w:r>
+    </w:p>
+    <w:p>
+      <w:pPr>
+        <w:spacing w:before="20" w:after="20" w:line="310" w:lineRule="auto"/>
+        <w:ind w:left="880" w:hanging="480"/>
+      </w:pPr>
+      <w:r>
+        <w:rPr>
+          <w:rFonts w:ascii="宋体" w:hAnsi="宋体" w:eastAsia="宋体" w:hint="eastAsia"/>
+          <w:b w:val="0"/>
+          <w:sz w:val="23"/>
+        </w:rPr>
+        <w:t>（2）下半页可比上市公司表：证券代码、主营、去年营收、净利润、总市值、市盈率</w:t>
+      </w:r>
+    </w:p>
+    <w:p>
+      <w:pPr>
+        <w:spacing w:before="20" w:after="20" w:line="310" w:lineRule="auto"/>
+        <w:ind w:left="880" w:hanging="480"/>
+      </w:pPr>
+      <w:r>
+        <w:rPr>
+          <w:rFonts w:ascii="宋体" w:hAnsi="宋体" w:eastAsia="宋体" w:hint="eastAsia"/>
+          <w:b w:val="0"/>
+          <w:sz w:val="23"/>
+        </w:rPr>
+        <w:t>（3）最后一行放燕京中发的同口径数据，用另一个颜色标出来</w:t>
+      </w:r>
+    </w:p>
+    <w:p>
+      <w:pPr>
+        <w:spacing w:before="20" w:after="20" w:line="310" w:lineRule="auto"/>
+        <w:ind w:left="880" w:hanging="480"/>
+      </w:pPr>
+      <w:r>
+        <w:rPr>
+          <w:rFonts w:ascii="宋体" w:hAnsi="宋体" w:eastAsia="宋体" w:hint="eastAsia"/>
+          <w:b w:val="0"/>
+          <w:sz w:val="23"/>
+        </w:rPr>
+        <w:t>（4）可比公司挑做法接近的健康食品上市公司，别只按行业分类硬凑</w:t>
       </w:r>
     </w:p>
     <w:p>
@@ -5512,7 +5138,36 @@
           <w:b w:val="0"/>
           <w:sz w:val="23"/>
         </w:rPr>
-        <w:t>图下必须写“数据来源：某机构某报告，某年发布”。自己测算的份额要能让人复算一遍。</w:t>
+        <w:t>这张表投资人会直接拿来给你算价格。选谁进表、用哪一天的市值，先想清楚，并在表下注明日期。</w:t>
+      </w:r>
+    </w:p>
+    <w:p>
+      <w:pPr>
+        <w:pStyle w:val="2"/>
+        <w:spacing w:before="156" w:after="156"/>
+      </w:pPr>
+      <w:bookmarkStart w:id="1003" w:name="_Toc900003"/>
+      <w:r>
+        <w:rPr>
+          <w:rFonts w:hint="eastAsia"/>
+          <w:b/>
+        </w:rPr>
+        <w:t>发展规划</w:t>
+      </w:r>
+      <w:bookmarkEnd w:id="1003"/>
+    </w:p>
+    <w:p>
+      <w:pPr>
+        <w:spacing w:before="60" w:after="60" w:line="330" w:lineRule="auto"/>
+        <w:ind w:left="0" w:firstLine="480"/>
+      </w:pPr>
+      <w:r>
+        <w:rPr>
+          <w:rFonts w:ascii="宋体" w:hAnsi="宋体" w:eastAsia="宋体" w:hint="eastAsia"/>
+          <w:b w:val="0"/>
+          <w:sz w:val="24"/>
+        </w:rPr>
+        <w:t>本章对应 BP 第三章，共 4 页。讲未来发展规划（强调公司潜力）</w:t>
       </w:r>
     </w:p>
     <w:p>
@@ -5530,7 +5185,7 @@
           <w:rFonts w:hint="eastAsia"/>
           <w:sz w:val="24"/>
         </w:rPr>
-        <w:t>3.4  保健食品行业</w:t>
+        <w:t>4.1  新品与产品线规划</w:t>
       </w:r>
       <w:r>
         <w:rPr>
@@ -5554,7 +5209,7 @@
           <w:color w:val="595959"/>
           <w:sz w:val="21"/>
         </w:rPr>
-        <w:t>这页说清楚：纳豆背后的保健食品行业有多大。</w:t>
+        <w:t>这页说清楚：未来三年还要上什么产品。</w:t>
       </w:r>
     </w:p>
     <w:p>
@@ -5584,21 +5239,35 @@
           <w:b w:val="0"/>
           <w:sz w:val="23"/>
         </w:rPr>
-        <w:t>（1）保健品（膳食营养补充剂）市场规模和预测</w:t>
-      </w:r>
-    </w:p>
-    <w:p>
-      <w:pPr>
-        <w:spacing w:before="20" w:after="20" w:line="310" w:lineRule="auto"/>
-        <w:ind w:left="880" w:hanging="480"/>
-      </w:pPr>
-      <w:r>
-        <w:rPr>
-          <w:rFonts w:ascii="宋体" w:hAnsi="宋体" w:eastAsia="宋体" w:hint="eastAsia"/>
-          <w:b w:val="0"/>
-          <w:sz w:val="23"/>
-        </w:rPr>
-        <w:t>（2）人均消费的国际对比数据</w:t>
+        <w:t>（1）在研产品清单</w:t>
+      </w:r>
+    </w:p>
+    <w:p>
+      <w:pPr>
+        <w:spacing w:before="20" w:after="20" w:line="310" w:lineRule="auto"/>
+        <w:ind w:left="880" w:hanging="480"/>
+      </w:pPr>
+      <w:r>
+        <w:rPr>
+          <w:rFonts w:ascii="宋体" w:hAnsi="宋体" w:eastAsia="宋体" w:hint="eastAsia"/>
+          <w:b w:val="0"/>
+          <w:sz w:val="23"/>
+        </w:rPr>
+        <w:t>（2）批文申报进度</w:t>
+      </w:r>
+    </w:p>
+    <w:p>
+      <w:pPr>
+        <w:spacing w:before="20" w:after="20" w:line="310" w:lineRule="auto"/>
+        <w:ind w:left="880" w:hanging="480"/>
+      </w:pPr>
+      <w:r>
+        <w:rPr>
+          <w:rFonts w:ascii="宋体" w:hAnsi="宋体" w:eastAsia="宋体" w:hint="eastAsia"/>
+          <w:b w:val="0"/>
+          <w:sz w:val="23"/>
+        </w:rPr>
+        <w:t>（3）新品上市计划</w:t>
       </w:r>
     </w:p>
     <w:p>
@@ -5628,35 +5297,21 @@
           <w:b w:val="0"/>
           <w:sz w:val="23"/>
         </w:rPr>
-        <w:t>（1）左边：中国保健品市场规模和未来预测</w:t>
-      </w:r>
-    </w:p>
-    <w:p>
-      <w:pPr>
-        <w:spacing w:before="20" w:after="20" w:line="310" w:lineRule="auto"/>
-        <w:ind w:left="880" w:hanging="480"/>
-      </w:pPr>
-      <w:r>
-        <w:rPr>
-          <w:rFonts w:ascii="宋体" w:hAnsi="宋体" w:eastAsia="宋体" w:hint="eastAsia"/>
-          <w:b w:val="0"/>
-          <w:sz w:val="23"/>
-        </w:rPr>
-        <w:t>（2）右边：人均消费柱状图，中国和日、韩、美对比</w:t>
-      </w:r>
-    </w:p>
-    <w:p>
-      <w:pPr>
-        <w:spacing w:before="20" w:after="20" w:line="310" w:lineRule="auto"/>
-        <w:ind w:left="880" w:hanging="480"/>
-      </w:pPr>
-      <w:r>
-        <w:rPr>
-          <w:rFonts w:ascii="宋体" w:hAnsi="宋体" w:eastAsia="宋体" w:hint="eastAsia"/>
-          <w:b w:val="0"/>
-          <w:sz w:val="23"/>
-        </w:rPr>
-        <w:t>（3）下面两条趋势各一句话：需求从基础营养转向特定功效；兴趣电商成为新的增长渠道</w:t>
+        <w:t>（1）上半页画一条产品线延伸图：现在卖什么 → 明年上什么 → 后年上什么</w:t>
+      </w:r>
+    </w:p>
+    <w:p>
+      <w:pPr>
+        <w:spacing w:before="20" w:after="20" w:line="310" w:lineRule="auto"/>
+        <w:ind w:left="880" w:hanging="480"/>
+      </w:pPr>
+      <w:r>
+        <w:rPr>
+          <w:rFonts w:ascii="宋体" w:hAnsi="宋体" w:eastAsia="宋体" w:hint="eastAsia"/>
+          <w:b w:val="0"/>
+          <w:sz w:val="23"/>
+        </w:rPr>
+        <w:t>（2）下半页列在研产品表：产品名、现在到哪一步（配方研发 / 中试 / 批文申报 / 待上市）、预计上市时间</w:t>
       </w:r>
     </w:p>
     <w:p>
@@ -5686,7 +5341,7 @@
           <w:b w:val="0"/>
           <w:sz w:val="23"/>
         </w:rPr>
-        <w:t>这页是背景，控制在一页，别喧宾夺主。</w:t>
+        <w:t>批文申报时间要按主管部门实际审批周期估。写一个自己解释不了的时间点，比不写更糟。</w:t>
       </w:r>
     </w:p>
     <w:p>
@@ -5704,7 +5359,7 @@
           <w:rFonts w:hint="eastAsia"/>
           <w:sz w:val="24"/>
         </w:rPr>
-        <w:t>3.5  行业地位与可比公司</w:t>
+        <w:t>4.2  产能与基地建设规划</w:t>
       </w:r>
       <w:r>
         <w:rPr>
@@ -5728,7 +5383,7 @@
           <w:color w:val="595959"/>
           <w:sz w:val="21"/>
         </w:rPr>
-        <w:t>这页说清楚：我们在行业里排第几、同类公司市场价值。</w:t>
+        <w:t>这页说清楚：产能怎么扩、什么时候投产。</w:t>
       </w:r>
     </w:p>
     <w:p>
@@ -5758,35 +5413,21 @@
           <w:b w:val="0"/>
           <w:sz w:val="23"/>
         </w:rPr>
-        <w:t>（1）主要竞品名单和公开资料</w:t>
-      </w:r>
-    </w:p>
-    <w:p>
-      <w:pPr>
-        <w:spacing w:before="20" w:after="20" w:line="310" w:lineRule="auto"/>
-        <w:ind w:left="880" w:hanging="480"/>
-      </w:pPr>
-      <w:r>
-        <w:rPr>
-          <w:rFonts w:ascii="宋体" w:hAnsi="宋体" w:eastAsia="宋体" w:hint="eastAsia"/>
-          <w:b w:val="0"/>
-          <w:sz w:val="23"/>
-        </w:rPr>
-        <w:t>（2）可比上市公司的营收、利润、市值、市盈率</w:t>
-      </w:r>
-    </w:p>
-    <w:p>
-      <w:pPr>
-        <w:spacing w:before="20" w:after="20" w:line="310" w:lineRule="auto"/>
-        <w:ind w:left="880" w:hanging="480"/>
-      </w:pPr>
-      <w:r>
-        <w:rPr>
-          <w:rFonts w:ascii="宋体" w:hAnsi="宋体" w:eastAsia="宋体" w:hint="eastAsia"/>
-          <w:b w:val="0"/>
-          <w:sz w:val="23"/>
-        </w:rPr>
-        <w:t>（3）取数日期</w:t>
+        <w:t>（1）扩产方案和投资预算</w:t>
+      </w:r>
+    </w:p>
+    <w:p>
+      <w:pPr>
+        <w:spacing w:before="20" w:after="20" w:line="310" w:lineRule="auto"/>
+        <w:ind w:left="880" w:hanging="480"/>
+      </w:pPr>
+      <w:r>
+        <w:rPr>
+          <w:rFonts w:ascii="宋体" w:hAnsi="宋体" w:eastAsia="宋体" w:hint="eastAsia"/>
+          <w:b w:val="0"/>
+          <w:sz w:val="23"/>
+        </w:rPr>
+        <w:t>（2）建设进度表</w:t>
       </w:r>
     </w:p>
     <w:p>
@@ -5816,49 +5457,21 @@
           <w:b w:val="0"/>
           <w:sz w:val="23"/>
         </w:rPr>
-        <w:t>（1）上半页竞品对比表：公司名、主要产品、渠道、大致规模、有没有蓝帽子</w:t>
-      </w:r>
-    </w:p>
-    <w:p>
-      <w:pPr>
-        <w:spacing w:before="20" w:after="20" w:line="310" w:lineRule="auto"/>
-        <w:ind w:left="880" w:hanging="480"/>
-      </w:pPr>
-      <w:r>
-        <w:rPr>
-          <w:rFonts w:ascii="宋体" w:hAnsi="宋体" w:eastAsia="宋体" w:hint="eastAsia"/>
-          <w:b w:val="0"/>
-          <w:sz w:val="23"/>
-        </w:rPr>
-        <w:t>（2）下半页可比上市公司表：证券代码、主营、去年营收、净利润、总市值、市盈率</w:t>
-      </w:r>
-    </w:p>
-    <w:p>
-      <w:pPr>
-        <w:spacing w:before="20" w:after="20" w:line="310" w:lineRule="auto"/>
-        <w:ind w:left="880" w:hanging="480"/>
-      </w:pPr>
-      <w:r>
-        <w:rPr>
-          <w:rFonts w:ascii="宋体" w:hAnsi="宋体" w:eastAsia="宋体" w:hint="eastAsia"/>
-          <w:b w:val="0"/>
-          <w:sz w:val="23"/>
-        </w:rPr>
-        <w:t>（3）最后一行放燕京中发的同口径数据，用另一个颜色标出来</w:t>
-      </w:r>
-    </w:p>
-    <w:p>
-      <w:pPr>
-        <w:spacing w:before="20" w:after="20" w:line="310" w:lineRule="auto"/>
-        <w:ind w:left="880" w:hanging="480"/>
-      </w:pPr>
-      <w:r>
-        <w:rPr>
-          <w:rFonts w:ascii="宋体" w:hAnsi="宋体" w:eastAsia="宋体" w:hint="eastAsia"/>
-          <w:b w:val="0"/>
-          <w:sz w:val="23"/>
-        </w:rPr>
-        <w:t>（4）可比公司挑做法接近的健康食品上市公司，别只按行业分类硬凑</w:t>
+        <w:t>（1）左边现有产能，右边规划产能，中间标新增多少</w:t>
+      </w:r>
+    </w:p>
+    <w:p>
+      <w:pPr>
+        <w:spacing w:before="20" w:after="20" w:line="310" w:lineRule="auto"/>
+        <w:ind w:left="880" w:hanging="480"/>
+      </w:pPr>
+      <w:r>
+        <w:rPr>
+          <w:rFonts w:ascii="宋体" w:hAnsi="宋体" w:eastAsia="宋体" w:hint="eastAsia"/>
+          <w:b w:val="0"/>
+          <w:sz w:val="23"/>
+        </w:rPr>
+        <w:t>（2）分项列：新建或改造车间、设备投入、预计投资额、建设周期、什么时候达产</w:t>
       </w:r>
     </w:p>
     <w:p>
@@ -5888,36 +5501,7 @@
           <w:b w:val="0"/>
           <w:sz w:val="23"/>
         </w:rPr>
-        <w:t>这张表投资人会直接拿来给你算价格。选谁进表、用哪一天的市值，先想清楚，并在表下注明日期。</w:t>
-      </w:r>
-    </w:p>
-    <w:p>
-      <w:pPr>
-        <w:pStyle w:val="2"/>
-        <w:spacing w:before="156" w:after="156"/>
-      </w:pPr>
-      <w:bookmarkStart w:id="1003" w:name="_Toc900003"/>
-      <w:r>
-        <w:rPr>
-          <w:rFonts w:hint="eastAsia"/>
-          <w:b/>
-        </w:rPr>
-        <w:t>发展规划</w:t>
-      </w:r>
-      <w:bookmarkEnd w:id="1003"/>
-    </w:p>
-    <w:p>
-      <w:pPr>
-        <w:spacing w:before="60" w:after="60" w:line="330" w:lineRule="auto"/>
-        <w:ind w:left="0" w:firstLine="480"/>
-      </w:pPr>
-      <w:r>
-        <w:rPr>
-          <w:rFonts w:ascii="宋体" w:hAnsi="宋体" w:eastAsia="宋体" w:hint="eastAsia"/>
-          <w:b w:val="0"/>
-          <w:sz w:val="24"/>
-        </w:rPr>
-        <w:t>本章对应 BP 第三章，共 4 页。讲未来发展规划（强调公司潜力）</w:t>
+        <w:t>这里的投资额，要和第五章的资金用途、第四章的财务预测三处完全一致。</w:t>
       </w:r>
     </w:p>
     <w:p>
@@ -5935,7 +5519,7 @@
           <w:rFonts w:hint="eastAsia"/>
           <w:sz w:val="24"/>
         </w:rPr>
-        <w:t>4.1  新品与产品线规划</w:t>
+        <w:t>4.3  渠道与市场拓展规划</w:t>
       </w:r>
       <w:r>
         <w:rPr>
@@ -5959,7 +5543,7 @@
           <w:color w:val="595959"/>
           <w:sz w:val="21"/>
         </w:rPr>
-        <w:t>这页说清楚：未来三年还要上什么产品。</w:t>
+        <w:t>这页说清楚：未来怎么把销量做上去。</w:t>
       </w:r>
     </w:p>
     <w:p>
@@ -5989,35 +5573,35 @@
           <w:b w:val="0"/>
           <w:sz w:val="23"/>
         </w:rPr>
-        <w:t>（1）在研产品清单</w:t>
-      </w:r>
-    </w:p>
-    <w:p>
-      <w:pPr>
-        <w:spacing w:before="20" w:after="20" w:line="310" w:lineRule="auto"/>
-        <w:ind w:left="880" w:hanging="480"/>
-      </w:pPr>
-      <w:r>
-        <w:rPr>
-          <w:rFonts w:ascii="宋体" w:hAnsi="宋体" w:eastAsia="宋体" w:hint="eastAsia"/>
-          <w:b w:val="0"/>
-          <w:sz w:val="23"/>
-        </w:rPr>
-        <w:t>（2）批文申报进度</w:t>
-      </w:r>
-    </w:p>
-    <w:p>
-      <w:pPr>
-        <w:spacing w:before="20" w:after="20" w:line="310" w:lineRule="auto"/>
-        <w:ind w:left="880" w:hanging="480"/>
-      </w:pPr>
-      <w:r>
-        <w:rPr>
-          <w:rFonts w:ascii="宋体" w:hAnsi="宋体" w:eastAsia="宋体" w:hint="eastAsia"/>
-          <w:b w:val="0"/>
-          <w:sz w:val="23"/>
-        </w:rPr>
-        <w:t>（3）新品上市计划</w:t>
+        <w:t>（1）渠道拓展计划</w:t>
+      </w:r>
+    </w:p>
+    <w:p>
+      <w:pPr>
+        <w:spacing w:before="20" w:after="20" w:line="310" w:lineRule="auto"/>
+        <w:ind w:left="880" w:hanging="480"/>
+      </w:pPr>
+      <w:r>
+        <w:rPr>
+          <w:rFonts w:ascii="宋体" w:hAnsi="宋体" w:eastAsia="宋体" w:hint="eastAsia"/>
+          <w:b w:val="0"/>
+          <w:sz w:val="23"/>
+        </w:rPr>
+        <w:t>（2）线上投放计划</w:t>
+      </w:r>
+    </w:p>
+    <w:p>
+      <w:pPr>
+        <w:spacing w:before="20" w:after="20" w:line="310" w:lineRule="auto"/>
+        <w:ind w:left="880" w:hanging="480"/>
+      </w:pPr>
+      <w:r>
+        <w:rPr>
+          <w:rFonts w:ascii="宋体" w:hAnsi="宋体" w:eastAsia="宋体" w:hint="eastAsia"/>
+          <w:b w:val="0"/>
+          <w:sz w:val="23"/>
+        </w:rPr>
+        <w:t>（3）新市场开拓计划</w:t>
       </w:r>
     </w:p>
     <w:p>
@@ -6047,21 +5631,21 @@
           <w:b w:val="0"/>
           <w:sz w:val="23"/>
         </w:rPr>
-        <w:t>（1）上半页画一条产品线延伸图：现在卖什么 → 明年上什么 → 后年上什么</w:t>
-      </w:r>
-    </w:p>
-    <w:p>
-      <w:pPr>
-        <w:spacing w:before="20" w:after="20" w:line="310" w:lineRule="auto"/>
-        <w:ind w:left="880" w:hanging="480"/>
-      </w:pPr>
-      <w:r>
-        <w:rPr>
-          <w:rFonts w:ascii="宋体" w:hAnsi="宋体" w:eastAsia="宋体" w:hint="eastAsia"/>
-          <w:b w:val="0"/>
-          <w:sz w:val="23"/>
-        </w:rPr>
-        <w:t>（2）下半页列在研产品表：产品名、现在到哪一步（配方研发 / 中试 / 批文申报 / 待上市）、预计上市时间</w:t>
+        <w:t>（1）分三块写：经销网络（新增多少家、进哪些区域）、终端（从多少家到多少家）、线上（哪些平台、目标增速）</w:t>
+      </w:r>
+    </w:p>
+    <w:p>
+      <w:pPr>
+        <w:spacing w:before="20" w:after="20" w:line="310" w:lineRule="auto"/>
+        <w:ind w:left="880" w:hanging="480"/>
+      </w:pPr>
+      <w:r>
+        <w:rPr>
+          <w:rFonts w:ascii="宋体" w:hAnsi="宋体" w:eastAsia="宋体" w:hint="eastAsia"/>
+          <w:b w:val="0"/>
+          <w:sz w:val="23"/>
+        </w:rPr>
+        <w:t>（2）每块给出目标数字和时间点</w:t>
       </w:r>
     </w:p>
     <w:p>
@@ -6091,7 +5675,7 @@
           <w:b w:val="0"/>
           <w:sz w:val="23"/>
         </w:rPr>
-        <w:t>批文申报时间要按主管部门实际审批周期估。写一个自己解释不了的时间点，比不写更糟。</w:t>
+        <w:t>目标要能验收。“加大市场投入”“持续拓展渠道”这种话别写。</w:t>
       </w:r>
     </w:p>
     <w:p>
@@ -6109,7 +5693,7 @@
           <w:rFonts w:hint="eastAsia"/>
           <w:sz w:val="24"/>
         </w:rPr>
-        <w:t>4.2  产能与基地建设规划</w:t>
+        <w:t>4.4  上市规划</w:t>
       </w:r>
       <w:r>
         <w:rPr>
@@ -6133,7 +5717,7 @@
           <w:color w:val="595959"/>
           <w:sz w:val="21"/>
         </w:rPr>
-        <w:t>这页说清楚：产能怎么扩、什么时候投产。</w:t>
+        <w:t>这页说清楚：公司的上市安排到哪一步了。</w:t>
       </w:r>
     </w:p>
     <w:p>
@@ -6163,35 +5747,21 @@
           <w:b w:val="0"/>
           <w:sz w:val="23"/>
         </w:rPr>
-        <w:t>（1）扩产方案和投资预算</w:t>
-      </w:r>
-    </w:p>
-    <w:p>
-      <w:pPr>
-        <w:spacing w:before="20" w:after="20" w:line="310" w:lineRule="auto"/>
-        <w:ind w:left="880" w:hanging="480"/>
-      </w:pPr>
-      <w:r>
-        <w:rPr>
-          <w:rFonts w:ascii="宋体" w:hAnsi="宋体" w:eastAsia="宋体" w:hint="eastAsia"/>
-          <w:b w:val="0"/>
-          <w:sz w:val="23"/>
-        </w:rPr>
-        <w:t>（2）邢台资产整合方案</w:t>
-      </w:r>
-    </w:p>
-    <w:p>
-      <w:pPr>
-        <w:spacing w:before="20" w:after="20" w:line="310" w:lineRule="auto"/>
-        <w:ind w:left="880" w:hanging="480"/>
-      </w:pPr>
-      <w:r>
-        <w:rPr>
-          <w:rFonts w:ascii="宋体" w:hAnsi="宋体" w:eastAsia="宋体" w:hint="eastAsia"/>
-          <w:b w:val="0"/>
-          <w:sz w:val="23"/>
-        </w:rPr>
-        <w:t>（3）建设进度表</w:t>
+        <w:t>（1）已确定的上市时间表节点</w:t>
+      </w:r>
+    </w:p>
+    <w:p>
+      <w:pPr>
+        <w:spacing w:before="20" w:after="20" w:line="310" w:lineRule="auto"/>
+        <w:ind w:left="880" w:hanging="480"/>
+      </w:pPr>
+      <w:r>
+        <w:rPr>
+          <w:rFonts w:ascii="宋体" w:hAnsi="宋体" w:eastAsia="宋体" w:hint="eastAsia"/>
+          <w:b w:val="0"/>
+          <w:sz w:val="23"/>
+        </w:rPr>
+        <w:t>（2）北交所上市条件的对应情况</w:t>
       </w:r>
     </w:p>
     <w:p>
@@ -6221,35 +5791,35 @@
           <w:b w:val="0"/>
           <w:sz w:val="23"/>
         </w:rPr>
-        <w:t>（1）左边现有产能，右边规划产能，中间标新增多少</w:t>
-      </w:r>
-    </w:p>
-    <w:p>
-      <w:pPr>
-        <w:spacing w:before="20" w:after="20" w:line="310" w:lineRule="auto"/>
-        <w:ind w:left="880" w:hanging="480"/>
-      </w:pPr>
-      <w:r>
-        <w:rPr>
-          <w:rFonts w:ascii="宋体" w:hAnsi="宋体" w:eastAsia="宋体" w:hint="eastAsia"/>
-          <w:b w:val="0"/>
-          <w:sz w:val="23"/>
-        </w:rPr>
-        <w:t>（2）分项列：新建或改造车间、设备投入、预计投资额、建设周期、什么时候达产</w:t>
-      </w:r>
-    </w:p>
-    <w:p>
-      <w:pPr>
-        <w:spacing w:before="20" w:after="20" w:line="310" w:lineRule="auto"/>
-        <w:ind w:left="880" w:hanging="480"/>
-      </w:pPr>
-      <w:r>
-        <w:rPr>
-          <w:rFonts w:ascii="宋体" w:hAnsi="宋体" w:eastAsia="宋体" w:hint="eastAsia"/>
-          <w:b w:val="0"/>
-          <w:sz w:val="23"/>
-        </w:rPr>
-        <w:t>（3）邢台资产整合单独一栏，说明整合方式和时间</w:t>
+        <w:t>（1）画一条时间轴：混改引战 → 股份制改造 → 新三板挂牌 → 辅导备案 → 提交 IPO 申请 → 上市</w:t>
+      </w:r>
+    </w:p>
+    <w:p>
+      <w:pPr>
+        <w:spacing w:before="20" w:after="20" w:line="310" w:lineRule="auto"/>
+        <w:ind w:left="880" w:hanging="480"/>
+      </w:pPr>
+      <w:r>
+        <w:rPr>
+          <w:rFonts w:ascii="宋体" w:hAnsi="宋体" w:eastAsia="宋体" w:hint="eastAsia"/>
+          <w:b w:val="0"/>
+          <w:sz w:val="23"/>
+        </w:rPr>
+        <w:t>（2）每个节点标计划时间（年月）</w:t>
+      </w:r>
+    </w:p>
+    <w:p>
+      <w:pPr>
+        <w:spacing w:before="20" w:after="20" w:line="310" w:lineRule="auto"/>
+        <w:ind w:left="880" w:hanging="480"/>
+      </w:pPr>
+      <w:r>
+        <w:rPr>
+          <w:rFonts w:ascii="宋体" w:hAnsi="宋体" w:eastAsia="宋体" w:hint="eastAsia"/>
+          <w:b w:val="0"/>
+          <w:sz w:val="23"/>
+        </w:rPr>
+        <w:t>（3）下面一句话说明：对应北交所哪一套上市标准、公司预计怎么满足</w:t>
       </w:r>
     </w:p>
     <w:p>
@@ -6279,7 +5849,36 @@
           <w:b w:val="0"/>
           <w:sz w:val="23"/>
         </w:rPr>
-        <w:t>这里的投资额，要和第五章的资金用途、第四章的财务预测三处完全一致。</w:t>
+        <w:t>只写计划和条件的对应关系。不承诺一定能上、不承诺时间、不承诺回报，并在页脚注明进度受监管节奏影响。</w:t>
+      </w:r>
+    </w:p>
+    <w:p>
+      <w:pPr>
+        <w:pStyle w:val="2"/>
+        <w:spacing w:before="156" w:after="156"/>
+      </w:pPr>
+      <w:bookmarkStart w:id="1004" w:name="_Toc900004"/>
+      <w:r>
+        <w:rPr>
+          <w:rFonts w:hint="eastAsia"/>
+          <w:b/>
+        </w:rPr>
+        <w:t>财务状况</w:t>
+      </w:r>
+      <w:bookmarkEnd w:id="1004"/>
+    </w:p>
+    <w:p>
+      <w:pPr>
+        <w:spacing w:before="60" w:after="60" w:line="330" w:lineRule="auto"/>
+        <w:ind w:left="0" w:firstLine="480"/>
+      </w:pPr>
+      <w:r>
+        <w:rPr>
+          <w:rFonts w:ascii="宋体" w:hAnsi="宋体" w:eastAsia="宋体" w:hint="eastAsia"/>
+          <w:b w:val="0"/>
+          <w:sz w:val="24"/>
+        </w:rPr>
+        <w:t>本章对应 BP 第四章，共 2 页。过往财务关键信息，未来预测财务信息。</w:t>
       </w:r>
     </w:p>
     <w:p>
@@ -6297,7 +5896,7 @@
           <w:rFonts w:hint="eastAsia"/>
           <w:sz w:val="24"/>
         </w:rPr>
-        <w:t>4.3  渠道与市场拓展规划</w:t>
+        <w:t>5.1  近三年经营情况</w:t>
       </w:r>
       <w:r>
         <w:rPr>
@@ -6321,7 +5920,7 @@
           <w:color w:val="595959"/>
           <w:sz w:val="21"/>
         </w:rPr>
-        <w:t>这页说清楚：未来怎么把销量做上去。</w:t>
+        <w:t>这页说清楚：这几年营业额和利润是多少。</w:t>
       </w:r>
     </w:p>
     <w:p>
@@ -6351,35 +5950,21 @@
           <w:b w:val="0"/>
           <w:sz w:val="23"/>
         </w:rPr>
-        <w:t>（1）渠道拓展计划</w:t>
-      </w:r>
-    </w:p>
-    <w:p>
-      <w:pPr>
-        <w:spacing w:before="20" w:after="20" w:line="310" w:lineRule="auto"/>
-        <w:ind w:left="880" w:hanging="480"/>
-      </w:pPr>
-      <w:r>
-        <w:rPr>
-          <w:rFonts w:ascii="宋体" w:hAnsi="宋体" w:eastAsia="宋体" w:hint="eastAsia"/>
-          <w:b w:val="0"/>
-          <w:sz w:val="23"/>
-        </w:rPr>
-        <w:t>（2）线上投放计划</w:t>
-      </w:r>
-    </w:p>
-    <w:p>
-      <w:pPr>
-        <w:spacing w:before="20" w:after="20" w:line="310" w:lineRule="auto"/>
-        <w:ind w:left="880" w:hanging="480"/>
-      </w:pPr>
-      <w:r>
-        <w:rPr>
-          <w:rFonts w:ascii="宋体" w:hAnsi="宋体" w:eastAsia="宋体" w:hint="eastAsia"/>
-          <w:b w:val="0"/>
-          <w:sz w:val="23"/>
-        </w:rPr>
-        <w:t>（3）新市场开拓计划</w:t>
+        <w:t>（1）近三年营业收入、净利润数据</w:t>
+      </w:r>
+    </w:p>
+    <w:p>
+      <w:pPr>
+        <w:spacing w:before="20" w:after="20" w:line="310" w:lineRule="auto"/>
+        <w:ind w:left="880" w:hanging="480"/>
+      </w:pPr>
+      <w:r>
+        <w:rPr>
+          <w:rFonts w:ascii="宋体" w:hAnsi="宋体" w:eastAsia="宋体" w:hint="eastAsia"/>
+          <w:b w:val="0"/>
+          <w:sz w:val="23"/>
+        </w:rPr>
+        <w:t>（2）经营活动现金流情况</w:t>
       </w:r>
     </w:p>
     <w:p>
@@ -6409,21 +5994,35 @@
           <w:b w:val="0"/>
           <w:sz w:val="23"/>
         </w:rPr>
-        <w:t>（1）分三块写：经销网络（新增多少家、进哪些区域）、终端（从多少家到多少家）、线上（哪些平台、目标增速）</w:t>
-      </w:r>
-    </w:p>
-    <w:p>
-      <w:pPr>
-        <w:spacing w:before="20" w:after="20" w:line="310" w:lineRule="auto"/>
-        <w:ind w:left="880" w:hanging="480"/>
-      </w:pPr>
-      <w:r>
-        <w:rPr>
-          <w:rFonts w:ascii="宋体" w:hAnsi="宋体" w:eastAsia="宋体" w:hint="eastAsia"/>
-          <w:b w:val="0"/>
-          <w:sz w:val="23"/>
-        </w:rPr>
-        <w:t>（2）每块给出目标数字和时间点</w:t>
+        <w:t>（1）柱状图：营业收入和净利润放一起，数字直接标在柱子上</w:t>
+      </w:r>
+    </w:p>
+    <w:p>
+      <w:pPr>
+        <w:spacing w:before="20" w:after="20" w:line="310" w:lineRule="auto"/>
+        <w:ind w:left="880" w:hanging="480"/>
+      </w:pPr>
+      <w:r>
+        <w:rPr>
+          <w:rFonts w:ascii="宋体" w:hAnsi="宋体" w:eastAsia="宋体" w:hint="eastAsia"/>
+          <w:b w:val="0"/>
+          <w:sz w:val="23"/>
+        </w:rPr>
+        <w:t>（2）金额一律用概数，例如 1.5556 亿元写成 1.5 亿元</w:t>
+      </w:r>
+    </w:p>
+    <w:p>
+      <w:pPr>
+        <w:spacing w:before="20" w:after="20" w:line="310" w:lineRule="auto"/>
+        <w:ind w:left="880" w:hanging="480"/>
+      </w:pPr>
+      <w:r>
+        <w:rPr>
+          <w:rFonts w:ascii="宋体" w:hAnsi="宋体" w:eastAsia="宋体" w:hint="eastAsia"/>
+          <w:b w:val="0"/>
+          <w:sz w:val="23"/>
+        </w:rPr>
+        <w:t>（3）下面一行写毛利率、净利率等主要指标，同样用概数</w:t>
       </w:r>
     </w:p>
     <w:p>
@@ -6453,7 +6052,7 @@
           <w:b w:val="0"/>
           <w:sz w:val="23"/>
         </w:rPr>
-        <w:t>目标要能验收。“加大市场投入”“持续拓展渠道”这种话别写。</w:t>
+        <w:t>同一个数字在各页、各版本要一致。BP 会在市场上流传，宁可少写，不可写错。</w:t>
       </w:r>
     </w:p>
     <w:p>
@@ -6471,7 +6070,7 @@
           <w:rFonts w:hint="eastAsia"/>
           <w:sz w:val="24"/>
         </w:rPr>
-        <w:t>4.4  上市规划</w:t>
+        <w:t>5.2  未来三年经营预测</w:t>
       </w:r>
       <w:r>
         <w:rPr>
@@ -6495,7 +6094,7 @@
           <w:color w:val="595959"/>
           <w:sz w:val="21"/>
         </w:rPr>
-        <w:t>这页说清楚：公司的上市安排到哪一步了。</w:t>
+        <w:t>这页说清楚：未来三年的发展预期，以及相关证据。</w:t>
       </w:r>
     </w:p>
     <w:p>
@@ -6525,21 +6124,35 @@
           <w:b w:val="0"/>
           <w:sz w:val="23"/>
         </w:rPr>
-        <w:t>（1）已确定的上市时间表节点</w:t>
-      </w:r>
-    </w:p>
-    <w:p>
-      <w:pPr>
-        <w:spacing w:before="20" w:after="20" w:line="310" w:lineRule="auto"/>
-        <w:ind w:left="880" w:hanging="480"/>
-      </w:pPr>
-      <w:r>
-        <w:rPr>
-          <w:rFonts w:ascii="宋体" w:hAnsi="宋体" w:eastAsia="宋体" w:hint="eastAsia"/>
-          <w:b w:val="0"/>
-          <w:sz w:val="23"/>
-        </w:rPr>
-        <w:t>（2）北交所上市条件的对应情况</w:t>
+        <w:t>（1）预测测算底表（内部留存，不放进 BP）</w:t>
+      </w:r>
+    </w:p>
+    <w:p>
+      <w:pPr>
+        <w:spacing w:before="20" w:after="20" w:line="310" w:lineRule="auto"/>
+        <w:ind w:left="880" w:hanging="480"/>
+      </w:pPr>
+      <w:r>
+        <w:rPr>
+          <w:rFonts w:ascii="宋体" w:hAnsi="宋体" w:eastAsia="宋体" w:hint="eastAsia"/>
+          <w:b w:val="0"/>
+          <w:sz w:val="23"/>
+        </w:rPr>
+        <w:t>（2）在手订单情况</w:t>
+      </w:r>
+    </w:p>
+    <w:p>
+      <w:pPr>
+        <w:spacing w:before="20" w:after="20" w:line="310" w:lineRule="auto"/>
+        <w:ind w:left="880" w:hanging="480"/>
+      </w:pPr>
+      <w:r>
+        <w:rPr>
+          <w:rFonts w:ascii="宋体" w:hAnsi="宋体" w:eastAsia="宋体" w:hint="eastAsia"/>
+          <w:b w:val="0"/>
+          <w:sz w:val="23"/>
+        </w:rPr>
+        <w:t>（3）新增产能的投产时间</w:t>
       </w:r>
     </w:p>
     <w:p>
@@ -6569,35 +6182,49 @@
           <w:b w:val="0"/>
           <w:sz w:val="23"/>
         </w:rPr>
-        <w:t>（1）画一条时间轴：混改引战 → 股份制改造 → 新三板挂牌 → 辅导备案 → 提交 IPO 申请 → 上市</w:t>
-      </w:r>
-    </w:p>
-    <w:p>
-      <w:pPr>
-        <w:spacing w:before="20" w:after="20" w:line="310" w:lineRule="auto"/>
-        <w:ind w:left="880" w:hanging="480"/>
-      </w:pPr>
-      <w:r>
-        <w:rPr>
-          <w:rFonts w:ascii="宋体" w:hAnsi="宋体" w:eastAsia="宋体" w:hint="eastAsia"/>
-          <w:b w:val="0"/>
-          <w:sz w:val="23"/>
-        </w:rPr>
-        <w:t>（2）每个节点标计划时间（年月）</w:t>
-      </w:r>
-    </w:p>
-    <w:p>
-      <w:pPr>
-        <w:spacing w:before="20" w:after="20" w:line="310" w:lineRule="auto"/>
-        <w:ind w:left="880" w:hanging="480"/>
-      </w:pPr>
-      <w:r>
-        <w:rPr>
-          <w:rFonts w:ascii="宋体" w:hAnsi="宋体" w:eastAsia="宋体" w:hint="eastAsia"/>
-          <w:b w:val="0"/>
-          <w:sz w:val="23"/>
-        </w:rPr>
-        <w:t>（3）下面一句话说明：对应北交所哪一套上市标准、公司预计怎么满足</w:t>
+        <w:t>（1）柱状图：历史和预测放在一起，用不同颜色区分</w:t>
+      </w:r>
+    </w:p>
+    <w:p>
+      <w:pPr>
+        <w:spacing w:before="20" w:after="20" w:line="310" w:lineRule="auto"/>
+        <w:ind w:left="880" w:hanging="480"/>
+      </w:pPr>
+      <w:r>
+        <w:rPr>
+          <w:rFonts w:ascii="宋体" w:hAnsi="宋体" w:eastAsia="宋体" w:hint="eastAsia"/>
+          <w:b w:val="0"/>
+          <w:sz w:val="23"/>
+        </w:rPr>
+        <w:t>（2）下面列核心假设：产能与达产进度、主要产品单价、各产品线增速</w:t>
+      </w:r>
+    </w:p>
+    <w:p>
+      <w:pPr>
+        <w:spacing w:before="20" w:after="20" w:line="310" w:lineRule="auto"/>
+        <w:ind w:left="880" w:hanging="480"/>
+      </w:pPr>
+      <w:r>
+        <w:rPr>
+          <w:rFonts w:ascii="宋体" w:hAnsi="宋体" w:eastAsia="宋体" w:hint="eastAsia"/>
+          <w:b w:val="0"/>
+          <w:sz w:val="23"/>
+        </w:rPr>
+        <w:t>（3）核心假设要写成可复算的测算式，例如：预测收入 = 设计产能 × 达产率 × 单价</w:t>
+      </w:r>
+    </w:p>
+    <w:p>
+      <w:pPr>
+        <w:spacing w:before="20" w:after="20" w:line="310" w:lineRule="auto"/>
+        <w:ind w:left="880" w:hanging="480"/>
+      </w:pPr>
+      <w:r>
+        <w:rPr>
+          <w:rFonts w:ascii="宋体" w:hAnsi="宋体" w:eastAsia="宋体" w:hint="eastAsia"/>
+          <w:b w:val="0"/>
+          <w:sz w:val="23"/>
+        </w:rPr>
+        <w:t>（4）每条假设后面写清依据：靠新产能、靠新品上市，还是靠市场拓展</w:t>
       </w:r>
     </w:p>
     <w:p>
@@ -6627,7 +6254,7 @@
           <w:b w:val="0"/>
           <w:sz w:val="23"/>
         </w:rPr>
-        <w:t>只写计划和条件的对应关系。不承诺一定能上、不承诺时间、不承诺回报，并在页脚注明进度受监管节奏影响。</w:t>
+        <w:t>测算底表在公司内部留存备查，BP 上只放测算式与结果。预测增速明显高于历史的，在同一页说明支撑因素。</w:t>
       </w:r>
     </w:p>
     <w:p>
@@ -6635,15 +6262,15 @@
         <w:pStyle w:val="2"/>
         <w:spacing w:before="156" w:after="156"/>
       </w:pPr>
-      <w:bookmarkStart w:id="1004" w:name="_Toc900004"/>
+      <w:bookmarkStart w:id="1005" w:name="_Toc900005"/>
       <w:r>
         <w:rPr>
           <w:rFonts w:hint="eastAsia"/>
           <w:b/>
         </w:rPr>
-        <w:t>财务状况</w:t>
-      </w:r>
-      <w:bookmarkEnd w:id="1004"/>
+        <w:t>融资方案</w:t>
+      </w:r>
+      <w:bookmarkEnd w:id="1005"/>
     </w:p>
     <w:p>
       <w:pPr>
@@ -6656,7 +6283,7 @@
           <w:b w:val="0"/>
           <w:sz w:val="24"/>
         </w:rPr>
-        <w:t>本章对应 BP 第四章，共 3 页。过往财务关键信息，未来预测财务信息。</w:t>
+        <w:t>本章对应 BP 第五章，共 3 页，为第 19 页至第 21 页。</w:t>
       </w:r>
     </w:p>
     <w:p>
@@ -6674,7 +6301,7 @@
           <w:rFonts w:hint="eastAsia"/>
           <w:sz w:val="24"/>
         </w:rPr>
-        <w:t>5.1  近三年经营情况</w:t>
+        <w:t>6.1  本轮引战方案</w:t>
       </w:r>
       <w:r>
         <w:rPr>
@@ -6698,7 +6325,7 @@
           <w:color w:val="595959"/>
           <w:sz w:val="21"/>
         </w:rPr>
-        <w:t>这页说清楚：这几年营业额和利润是多少。</w:t>
+        <w:t>这页说清楚：融资方案。</w:t>
       </w:r>
     </w:p>
     <w:p>
@@ -6728,35 +6355,35 @@
           <w:b w:val="0"/>
           <w:sz w:val="23"/>
         </w:rPr>
-        <w:t>（1）近三年及最近一期审计报告</w:t>
-      </w:r>
-    </w:p>
-    <w:p>
-      <w:pPr>
-        <w:spacing w:before="20" w:after="20" w:line="310" w:lineRule="auto"/>
-        <w:ind w:left="880" w:hanging="480"/>
-      </w:pPr>
-      <w:r>
-        <w:rPr>
-          <w:rFonts w:ascii="宋体" w:hAnsi="宋体" w:eastAsia="宋体" w:hint="eastAsia"/>
-          <w:b w:val="0"/>
-          <w:sz w:val="23"/>
-        </w:rPr>
-        <w:t>（2）收入成本明细表</w:t>
-      </w:r>
-    </w:p>
-    <w:p>
-      <w:pPr>
-        <w:spacing w:before="20" w:after="20" w:line="310" w:lineRule="auto"/>
-        <w:ind w:left="880" w:hanging="480"/>
-      </w:pPr>
-      <w:r>
-        <w:rPr>
-          <w:rFonts w:ascii="宋体" w:hAnsi="宋体" w:eastAsia="宋体" w:hint="eastAsia"/>
-          <w:b w:val="0"/>
-          <w:sz w:val="23"/>
-        </w:rPr>
-        <w:t>（3）经营活动现金流数据</w:t>
+        <w:t>（1）混改方案</w:t>
+      </w:r>
+    </w:p>
+    <w:p>
+      <w:pPr>
+        <w:spacing w:before="20" w:after="20" w:line="310" w:lineRule="auto"/>
+        <w:ind w:left="880" w:hanging="480"/>
+      </w:pPr>
+      <w:r>
+        <w:rPr>
+          <w:rFonts w:ascii="宋体" w:hAnsi="宋体" w:eastAsia="宋体" w:hint="eastAsia"/>
+          <w:b w:val="0"/>
+          <w:sz w:val="23"/>
+        </w:rPr>
+        <w:t>（2）清产核资专项审计报告和评估报告</w:t>
+      </w:r>
+    </w:p>
+    <w:p>
+      <w:pPr>
+        <w:spacing w:before="20" w:after="20" w:line="310" w:lineRule="auto"/>
+        <w:ind w:left="880" w:hanging="480"/>
+      </w:pPr>
+      <w:r>
+        <w:rPr>
+          <w:rFonts w:ascii="宋体" w:hAnsi="宋体" w:eastAsia="宋体" w:hint="eastAsia"/>
+          <w:b w:val="0"/>
+          <w:sz w:val="23"/>
+        </w:rPr>
+        <w:t>（3）拟引战比例、员工持股方案</w:t>
       </w:r>
     </w:p>
     <w:p>
@@ -6786,35 +6413,49 @@
           <w:b w:val="0"/>
           <w:sz w:val="23"/>
         </w:rPr>
-        <w:t>（1）柱状图：营业收入和净利润放一起，数字直接标在柱子上</w:t>
-      </w:r>
-    </w:p>
-    <w:p>
-      <w:pPr>
-        <w:spacing w:before="20" w:after="20" w:line="310" w:lineRule="auto"/>
-        <w:ind w:left="880" w:hanging="480"/>
-      </w:pPr>
-      <w:r>
-        <w:rPr>
-          <w:rFonts w:ascii="宋体" w:hAnsi="宋体" w:eastAsia="宋体" w:hint="eastAsia"/>
-          <w:b w:val="0"/>
-          <w:sz w:val="23"/>
-        </w:rPr>
-        <w:t>（2）图旁写清楚：数据经没经过审计、哪家事务所审的</w:t>
-      </w:r>
-    </w:p>
-    <w:p>
-      <w:pPr>
-        <w:spacing w:before="20" w:after="20" w:line="310" w:lineRule="auto"/>
-        <w:ind w:left="880" w:hanging="480"/>
-      </w:pPr>
-      <w:r>
-        <w:rPr>
-          <w:rFonts w:ascii="宋体" w:hAnsi="宋体" w:eastAsia="宋体" w:hint="eastAsia"/>
-          <w:b w:val="0"/>
-          <w:sz w:val="23"/>
-        </w:rPr>
-        <w:t>（3）下面一行写毛利率、净利率、经营性现金流</w:t>
+        <w:t>（1）三行写清：拟引入资金规模、拟出让比例、定价依据</w:t>
+      </w:r>
+    </w:p>
+    <w:p>
+      <w:pPr>
+        <w:spacing w:before="20" w:after="20" w:line="310" w:lineRule="auto"/>
+        <w:ind w:left="880" w:hanging="480"/>
+      </w:pPr>
+      <w:r>
+        <w:rPr>
+          <w:rFonts w:ascii="宋体" w:hAnsi="宋体" w:eastAsia="宋体" w:hint="eastAsia"/>
+          <w:b w:val="0"/>
+          <w:sz w:val="23"/>
+        </w:rPr>
+        <w:t>（2）定价一律写“以经核准或备案的评估结果为准”</w:t>
+      </w:r>
+    </w:p>
+    <w:p>
+      <w:pPr>
+        <w:spacing w:before="20" w:after="20" w:line="310" w:lineRule="auto"/>
+        <w:ind w:left="880" w:hanging="480"/>
+      </w:pPr>
+      <w:r>
+        <w:rPr>
+          <w:rFonts w:ascii="宋体" w:hAnsi="宋体" w:eastAsia="宋体" w:hint="eastAsia"/>
+          <w:b w:val="0"/>
+          <w:sz w:val="23"/>
+        </w:rPr>
+        <w:t>（3）写明交易方式：通过北京产权交易所公开挂牌，公告 40 个工作日，遴选投资方</w:t>
+      </w:r>
+    </w:p>
+    <w:p>
+      <w:pPr>
+        <w:spacing w:before="20" w:after="20" w:line="310" w:lineRule="auto"/>
+        <w:ind w:left="880" w:hanging="480"/>
+      </w:pPr>
+      <w:r>
+        <w:rPr>
+          <w:rFonts w:ascii="宋体" w:hAnsi="宋体" w:eastAsia="宋体" w:hint="eastAsia"/>
+          <w:b w:val="0"/>
+          <w:sz w:val="23"/>
+        </w:rPr>
+        <w:t>（4）写明战投持股不低于 10%、可推荐董事；员工持股同步实施、与战投同股同价</w:t>
       </w:r>
     </w:p>
     <w:p>
@@ -6844,7 +6485,7 @@
           <w:b w:val="0"/>
           <w:sz w:val="23"/>
         </w:rPr>
-        <w:t>经审计和未审计要分别标清楚。混改期间这几个数会被反复引用，先内部统一口径。</w:t>
+        <w:t>国资混改的价格不能自己定。BP 里不要出现具体估值承诺，一律写“拟”。</w:t>
       </w:r>
     </w:p>
     <w:p>
@@ -6862,7 +6503,7 @@
           <w:rFonts w:hint="eastAsia"/>
           <w:sz w:val="24"/>
         </w:rPr>
-        <w:t>5.2  收入构成与盈利情况</w:t>
+        <w:t>6.2  募集资金用途</w:t>
       </w:r>
       <w:r>
         <w:rPr>
@@ -6886,7 +6527,7 @@
           <w:color w:val="595959"/>
           <w:sz w:val="21"/>
         </w:rPr>
-        <w:t>这页说清楚：收入的构成情况</w:t>
+        <w:t>这页说清楚：募资目的。</w:t>
       </w:r>
     </w:p>
     <w:p>
@@ -6916,35 +6557,21 @@
           <w:b w:val="0"/>
           <w:sz w:val="23"/>
         </w:rPr>
-        <w:t>（1）分产品、分渠道、分区域的收入台账</w:t>
-      </w:r>
-    </w:p>
-    <w:p>
-      <w:pPr>
-        <w:spacing w:before="20" w:after="20" w:line="310" w:lineRule="auto"/>
-        <w:ind w:left="880" w:hanging="480"/>
-      </w:pPr>
-      <w:r>
-        <w:rPr>
-          <w:rFonts w:ascii="宋体" w:hAnsi="宋体" w:eastAsia="宋体" w:hint="eastAsia"/>
-          <w:b w:val="0"/>
-          <w:sz w:val="23"/>
-        </w:rPr>
-        <w:t>（2）成本构成明细</w:t>
-      </w:r>
-    </w:p>
-    <w:p>
-      <w:pPr>
-        <w:spacing w:before="20" w:after="20" w:line="310" w:lineRule="auto"/>
-        <w:ind w:left="880" w:hanging="480"/>
-      </w:pPr>
-      <w:r>
-        <w:rPr>
-          <w:rFonts w:ascii="宋体" w:hAnsi="宋体" w:eastAsia="宋体" w:hint="eastAsia"/>
-          <w:b w:val="0"/>
-          <w:sz w:val="23"/>
-        </w:rPr>
-        <w:t>（3）销售费用明细</w:t>
+        <w:t>（1）各用途的预算明细</w:t>
+      </w:r>
+    </w:p>
+    <w:p>
+      <w:pPr>
+        <w:spacing w:before="20" w:after="20" w:line="310" w:lineRule="auto"/>
+        <w:ind w:left="880" w:hanging="480"/>
+      </w:pPr>
+      <w:r>
+        <w:rPr>
+          <w:rFonts w:ascii="宋体" w:hAnsi="宋体" w:eastAsia="宋体" w:hint="eastAsia"/>
+          <w:b w:val="0"/>
+          <w:sz w:val="23"/>
+        </w:rPr>
+        <w:t>（2）产能建设、研发、渠道投入的分项方案</w:t>
       </w:r>
     </w:p>
     <w:p>
@@ -6974,49 +6601,35 @@
           <w:b w:val="0"/>
           <w:sz w:val="23"/>
         </w:rPr>
-        <w:t>（1）三张小饼图：按产品分、按渠道分、按区域分</w:t>
-      </w:r>
-    </w:p>
-    <w:p>
-      <w:pPr>
-        <w:spacing w:before="20" w:after="20" w:line="310" w:lineRule="auto"/>
-        <w:ind w:left="880" w:hanging="480"/>
-      </w:pPr>
-      <w:r>
-        <w:rPr>
-          <w:rFonts w:ascii="宋体" w:hAnsi="宋体" w:eastAsia="宋体" w:hint="eastAsia"/>
-          <w:b w:val="0"/>
-          <w:sz w:val="23"/>
-        </w:rPr>
-        <w:t>（2）一张成本结构表：原料、人工、制造费用各占多少</w:t>
-      </w:r>
-    </w:p>
-    <w:p>
-      <w:pPr>
-        <w:spacing w:before="20" w:after="20" w:line="310" w:lineRule="auto"/>
-        <w:ind w:left="880" w:hanging="480"/>
-      </w:pPr>
-      <w:r>
-        <w:rPr>
-          <w:rFonts w:ascii="宋体" w:hAnsi="宋体" w:eastAsia="宋体" w:hint="eastAsia"/>
-          <w:b w:val="0"/>
-          <w:sz w:val="23"/>
-        </w:rPr>
-        <w:t>（3）主要单品的毛利率对比</w:t>
-      </w:r>
-    </w:p>
-    <w:p>
-      <w:pPr>
-        <w:spacing w:before="20" w:after="20" w:line="310" w:lineRule="auto"/>
-        <w:ind w:left="880" w:hanging="480"/>
-      </w:pPr>
-      <w:r>
-        <w:rPr>
-          <w:rFonts w:ascii="宋体" w:hAnsi="宋体" w:eastAsia="宋体" w:hint="eastAsia"/>
-          <w:b w:val="0"/>
-          <w:sz w:val="23"/>
-        </w:rPr>
-        <w:t>（4）销售费用单列：推广费、渠道费、人员费用各多少</w:t>
+        <w:t>（1）饼图分项：产能建设、新品研发与批文申报、渠道与品牌投入、补充流动资金</w:t>
+      </w:r>
+    </w:p>
+    <w:p>
+      <w:pPr>
+        <w:spacing w:before="20" w:after="20" w:line="310" w:lineRule="auto"/>
+        <w:ind w:left="880" w:hanging="480"/>
+      </w:pPr>
+      <w:r>
+        <w:rPr>
+          <w:rFonts w:ascii="宋体" w:hAnsi="宋体" w:eastAsia="宋体" w:hint="eastAsia"/>
+          <w:b w:val="0"/>
+          <w:sz w:val="23"/>
+        </w:rPr>
+        <w:t>（2）每项标金额和比例</w:t>
+      </w:r>
+    </w:p>
+    <w:p>
+      <w:pPr>
+        <w:spacing w:before="20" w:after="20" w:line="310" w:lineRule="auto"/>
+        <w:ind w:left="880" w:hanging="480"/>
+      </w:pPr>
+      <w:r>
+        <w:rPr>
+          <w:rFonts w:ascii="宋体" w:hAnsi="宋体" w:eastAsia="宋体" w:hint="eastAsia"/>
+          <w:b w:val="0"/>
+          <w:sz w:val="23"/>
+        </w:rPr>
+        <w:t>（3）每项配一句话：具体干什么、什么时候用</w:t>
       </w:r>
     </w:p>
     <w:p>
@@ -7046,7 +6659,7 @@
           <w:b w:val="0"/>
           <w:sz w:val="23"/>
         </w:rPr>
-        <w:t>销售费用里的推广费、咨询费要能说清商业实质——这是 IPO 重点核查项，现在就按规范口径列，别等到问询时再改。</w:t>
+        <w:t>用途要和第三章的规划、第四章的预测对得上，三处数字不一样一定会被问。</w:t>
       </w:r>
     </w:p>
     <w:p>
@@ -7064,7 +6677,7 @@
           <w:rFonts w:hint="eastAsia"/>
           <w:sz w:val="24"/>
         </w:rPr>
-        <w:t>5.3  未来三年经营预测</w:t>
+        <w:t>6.3  联系方式</w:t>
       </w:r>
       <w:r>
         <w:rPr>
@@ -7074,787 +6687,6 @@
           <w:sz w:val="21"/>
         </w:rPr>
         <w:t xml:space="preserve">　（BP 第 21 页）</w:t>
-      </w:r>
-    </w:p>
-    <w:p>
-      <w:pPr>
-        <w:spacing w:before="40" w:after="60" w:line="300" w:lineRule="auto"/>
-        <w:ind w:left="0"/>
-      </w:pPr>
-      <w:r>
-        <w:rPr>
-          <w:rFonts w:ascii="宋体" w:hAnsi="宋体" w:eastAsia="宋体" w:hint="eastAsia"/>
-          <w:b w:val="0"/>
-          <w:color w:val="595959"/>
-          <w:sz w:val="21"/>
-        </w:rPr>
-        <w:t>这页说清楚：未来三年的发展预期，以及相关证据。</w:t>
-      </w:r>
-    </w:p>
-    <w:p>
-      <w:pPr>
-        <w:keepNext/>
-        <w:spacing w:before="120" w:after="40" w:line="300" w:lineRule="auto"/>
-        <w:ind w:left="0"/>
-      </w:pPr>
-      <w:r>
-        <w:rPr>
-          <w:rFonts w:ascii="黑体" w:hAnsi="黑体" w:eastAsia="黑体" w:hint="eastAsia"/>
-          <w:b/>
-          <w:color w:val="123F63"/>
-          <w:sz w:val="22"/>
-        </w:rPr>
-        <w:t>先准备这些材料</w:t>
-      </w:r>
-    </w:p>
-    <w:p>
-      <w:pPr>
-        <w:spacing w:before="20" w:after="20" w:line="310" w:lineRule="auto"/>
-        <w:ind w:left="880" w:hanging="480"/>
-      </w:pPr>
-      <w:r>
-        <w:rPr>
-          <w:rFonts w:ascii="宋体" w:hAnsi="宋体" w:eastAsia="宋体" w:hint="eastAsia"/>
-          <w:b w:val="0"/>
-          <w:sz w:val="23"/>
-        </w:rPr>
-        <w:t>（1）预测模型和核心假设</w:t>
-      </w:r>
-    </w:p>
-    <w:p>
-      <w:pPr>
-        <w:spacing w:before="20" w:after="20" w:line="310" w:lineRule="auto"/>
-        <w:ind w:left="880" w:hanging="480"/>
-      </w:pPr>
-      <w:r>
-        <w:rPr>
-          <w:rFonts w:ascii="宋体" w:hAnsi="宋体" w:eastAsia="宋体" w:hint="eastAsia"/>
-          <w:b w:val="0"/>
-          <w:sz w:val="23"/>
-        </w:rPr>
-        <w:t>（2）经销商回款和在手订单情况</w:t>
-      </w:r>
-    </w:p>
-    <w:p>
-      <w:pPr>
-        <w:spacing w:before="20" w:after="20" w:line="310" w:lineRule="auto"/>
-        <w:ind w:left="880" w:hanging="480"/>
-      </w:pPr>
-      <w:r>
-        <w:rPr>
-          <w:rFonts w:ascii="宋体" w:hAnsi="宋体" w:eastAsia="宋体" w:hint="eastAsia"/>
-          <w:b w:val="0"/>
-          <w:sz w:val="23"/>
-        </w:rPr>
-        <w:t>（3）新增产能的投产时间</w:t>
-      </w:r>
-    </w:p>
-    <w:p>
-      <w:pPr>
-        <w:keepNext/>
-        <w:spacing w:before="120" w:after="40" w:line="300" w:lineRule="auto"/>
-        <w:ind w:left="0"/>
-      </w:pPr>
-      <w:r>
-        <w:rPr>
-          <w:rFonts w:ascii="黑体" w:hAnsi="黑体" w:eastAsia="黑体" w:hint="eastAsia"/>
-          <w:b/>
-          <w:color w:val="123F63"/>
-          <w:sz w:val="22"/>
-        </w:rPr>
-        <w:t>这一页这样写</w:t>
-      </w:r>
-    </w:p>
-    <w:p>
-      <w:pPr>
-        <w:spacing w:before="20" w:after="20" w:line="310" w:lineRule="auto"/>
-        <w:ind w:left="880" w:hanging="480"/>
-      </w:pPr>
-      <w:r>
-        <w:rPr>
-          <w:rFonts w:ascii="宋体" w:hAnsi="宋体" w:eastAsia="宋体" w:hint="eastAsia"/>
-          <w:b w:val="0"/>
-          <w:sz w:val="23"/>
-        </w:rPr>
-        <w:t>（1）柱状图：历史和预测放在一起，用不同颜色区分</w:t>
-      </w:r>
-    </w:p>
-    <w:p>
-      <w:pPr>
-        <w:spacing w:before="20" w:after="20" w:line="310" w:lineRule="auto"/>
-        <w:ind w:left="880" w:hanging="480"/>
-      </w:pPr>
-      <w:r>
-        <w:rPr>
-          <w:rFonts w:ascii="宋体" w:hAnsi="宋体" w:eastAsia="宋体" w:hint="eastAsia"/>
-          <w:b w:val="0"/>
-          <w:sz w:val="23"/>
-        </w:rPr>
-        <w:t>（2）下面列核心假设：产能多少、单价多少、经销商多少家、终端多少家、各产品线增速</w:t>
-      </w:r>
-    </w:p>
-    <w:p>
-      <w:pPr>
-        <w:spacing w:before="20" w:after="20" w:line="310" w:lineRule="auto"/>
-        <w:ind w:left="880" w:hanging="480"/>
-      </w:pPr>
-      <w:r>
-        <w:rPr>
-          <w:rFonts w:ascii="宋体" w:hAnsi="宋体" w:eastAsia="宋体" w:hint="eastAsia"/>
-          <w:b w:val="0"/>
-          <w:sz w:val="23"/>
-        </w:rPr>
-        <w:t>（3）每条假设后面写清依据：靠新产能、靠新品上市，还是靠渠道下沉</w:t>
-      </w:r>
-    </w:p>
-    <w:p>
-      <w:pPr>
-        <w:keepNext/>
-        <w:spacing w:before="120" w:after="40" w:line="300" w:lineRule="auto"/>
-        <w:ind w:left="0"/>
-      </w:pPr>
-      <w:r>
-        <w:rPr>
-          <w:rFonts w:ascii="黑体" w:hAnsi="黑体" w:eastAsia="黑体" w:hint="eastAsia"/>
-          <w:b/>
-          <w:color w:val="123F63"/>
-          <w:sz w:val="22"/>
-        </w:rPr>
-        <w:t>提醒</w:t>
-      </w:r>
-    </w:p>
-    <w:p>
-      <w:pPr>
-        <w:spacing w:before="20" w:after="60" w:line="310" w:lineRule="auto"/>
-        <w:ind w:left="880"/>
-      </w:pPr>
-      <w:r>
-        <w:rPr>
-          <w:rFonts w:ascii="宋体" w:hAnsi="宋体" w:eastAsia="宋体" w:hint="eastAsia"/>
-          <w:b w:val="0"/>
-          <w:sz w:val="23"/>
-        </w:rPr>
-        <w:t>预测增速明显高于历史的，在同一页解释清楚。每条假设都要能追到已经发生的事实。</w:t>
-      </w:r>
-    </w:p>
-    <w:p>
-      <w:pPr>
-        <w:pStyle w:val="2"/>
-        <w:spacing w:before="156" w:after="156"/>
-      </w:pPr>
-      <w:bookmarkStart w:id="1005" w:name="_Toc900005"/>
-      <w:r>
-        <w:rPr>
-          <w:rFonts w:hint="eastAsia"/>
-          <w:b/>
-        </w:rPr>
-        <w:t>融资方案</w:t>
-      </w:r>
-      <w:bookmarkEnd w:id="1005"/>
-    </w:p>
-    <w:p>
-      <w:pPr>
-        <w:spacing w:before="60" w:after="60" w:line="330" w:lineRule="auto"/>
-        <w:ind w:left="0" w:firstLine="480"/>
-      </w:pPr>
-      <w:r>
-        <w:rPr>
-          <w:rFonts w:ascii="宋体" w:hAnsi="宋体" w:eastAsia="宋体" w:hint="eastAsia"/>
-          <w:b w:val="0"/>
-          <w:sz w:val="24"/>
-        </w:rPr>
-        <w:t>本章对应 BP 第五章，共 4 页，为第 22 页至第 25 页。</w:t>
-      </w:r>
-    </w:p>
-    <w:p>
-      <w:pPr>
-        <w:pStyle w:val="3"/>
-        <w:keepNext/>
-        <w:numPr>
-          <w:ilvl w:val="0"/>
-          <w:numId w:val="0"/>
-        </w:numPr>
-        <w:spacing w:before="260" w:after="60"/>
-      </w:pPr>
-      <w:r>
-        <w:rPr>
-          <w:rFonts w:hint="eastAsia"/>
-          <w:sz w:val="24"/>
-        </w:rPr>
-        <w:t>6.1  本轮引战方案</w:t>
-      </w:r>
-      <w:r>
-        <w:rPr>
-          <w:rFonts w:eastAsia="宋体" w:hint="eastAsia"/>
-          <w:b w:val="0"/>
-          <w:color w:val="595959"/>
-          <w:sz w:val="21"/>
-        </w:rPr>
-        <w:t xml:space="preserve">　（BP 第 22 页）</w:t>
-      </w:r>
-    </w:p>
-    <w:p>
-      <w:pPr>
-        <w:spacing w:before="40" w:after="60" w:line="300" w:lineRule="auto"/>
-        <w:ind w:left="0"/>
-      </w:pPr>
-      <w:r>
-        <w:rPr>
-          <w:rFonts w:ascii="宋体" w:hAnsi="宋体" w:eastAsia="宋体" w:hint="eastAsia"/>
-          <w:b w:val="0"/>
-          <w:color w:val="595959"/>
-          <w:sz w:val="21"/>
-        </w:rPr>
-        <w:t>这页说清楚：融资方案。</w:t>
-      </w:r>
-    </w:p>
-    <w:p>
-      <w:pPr>
-        <w:keepNext/>
-        <w:spacing w:before="120" w:after="40" w:line="300" w:lineRule="auto"/>
-        <w:ind w:left="0"/>
-      </w:pPr>
-      <w:r>
-        <w:rPr>
-          <w:rFonts w:ascii="黑体" w:hAnsi="黑体" w:eastAsia="黑体" w:hint="eastAsia"/>
-          <w:b/>
-          <w:color w:val="123F63"/>
-          <w:sz w:val="22"/>
-        </w:rPr>
-        <w:t>先准备这些材料</w:t>
-      </w:r>
-    </w:p>
-    <w:p>
-      <w:pPr>
-        <w:spacing w:before="20" w:after="20" w:line="310" w:lineRule="auto"/>
-        <w:ind w:left="880" w:hanging="480"/>
-      </w:pPr>
-      <w:r>
-        <w:rPr>
-          <w:rFonts w:ascii="宋体" w:hAnsi="宋体" w:eastAsia="宋体" w:hint="eastAsia"/>
-          <w:b w:val="0"/>
-          <w:sz w:val="23"/>
-        </w:rPr>
-        <w:t>（1）混改方案</w:t>
-      </w:r>
-    </w:p>
-    <w:p>
-      <w:pPr>
-        <w:spacing w:before="20" w:after="20" w:line="310" w:lineRule="auto"/>
-        <w:ind w:left="880" w:hanging="480"/>
-      </w:pPr>
-      <w:r>
-        <w:rPr>
-          <w:rFonts w:ascii="宋体" w:hAnsi="宋体" w:eastAsia="宋体" w:hint="eastAsia"/>
-          <w:b w:val="0"/>
-          <w:sz w:val="23"/>
-        </w:rPr>
-        <w:t>（2）清产核资专项审计报告和评估报告</w:t>
-      </w:r>
-    </w:p>
-    <w:p>
-      <w:pPr>
-        <w:spacing w:before="20" w:after="20" w:line="310" w:lineRule="auto"/>
-        <w:ind w:left="880" w:hanging="480"/>
-      </w:pPr>
-      <w:r>
-        <w:rPr>
-          <w:rFonts w:ascii="宋体" w:hAnsi="宋体" w:eastAsia="宋体" w:hint="eastAsia"/>
-          <w:b w:val="0"/>
-          <w:sz w:val="23"/>
-        </w:rPr>
-        <w:t>（3）拟引战比例、员工持股方案</w:t>
-      </w:r>
-    </w:p>
-    <w:p>
-      <w:pPr>
-        <w:keepNext/>
-        <w:spacing w:before="120" w:after="40" w:line="300" w:lineRule="auto"/>
-        <w:ind w:left="0"/>
-      </w:pPr>
-      <w:r>
-        <w:rPr>
-          <w:rFonts w:ascii="黑体" w:hAnsi="黑体" w:eastAsia="黑体" w:hint="eastAsia"/>
-          <w:b/>
-          <w:color w:val="123F63"/>
-          <w:sz w:val="22"/>
-        </w:rPr>
-        <w:t>这一页这样写</w:t>
-      </w:r>
-    </w:p>
-    <w:p>
-      <w:pPr>
-        <w:spacing w:before="20" w:after="20" w:line="310" w:lineRule="auto"/>
-        <w:ind w:left="880" w:hanging="480"/>
-      </w:pPr>
-      <w:r>
-        <w:rPr>
-          <w:rFonts w:ascii="宋体" w:hAnsi="宋体" w:eastAsia="宋体" w:hint="eastAsia"/>
-          <w:b w:val="0"/>
-          <w:sz w:val="23"/>
-        </w:rPr>
-        <w:t>（1）三行写清：拟引入资金规模、拟出让比例、定价依据</w:t>
-      </w:r>
-    </w:p>
-    <w:p>
-      <w:pPr>
-        <w:spacing w:before="20" w:after="20" w:line="310" w:lineRule="auto"/>
-        <w:ind w:left="880" w:hanging="480"/>
-      </w:pPr>
-      <w:r>
-        <w:rPr>
-          <w:rFonts w:ascii="宋体" w:hAnsi="宋体" w:eastAsia="宋体" w:hint="eastAsia"/>
-          <w:b w:val="0"/>
-          <w:sz w:val="23"/>
-        </w:rPr>
-        <w:t>（2）定价一律写“以经核准或备案的评估结果为准”</w:t>
-      </w:r>
-    </w:p>
-    <w:p>
-      <w:pPr>
-        <w:spacing w:before="20" w:after="20" w:line="310" w:lineRule="auto"/>
-        <w:ind w:left="880" w:hanging="480"/>
-      </w:pPr>
-      <w:r>
-        <w:rPr>
-          <w:rFonts w:ascii="宋体" w:hAnsi="宋体" w:eastAsia="宋体" w:hint="eastAsia"/>
-          <w:b w:val="0"/>
-          <w:sz w:val="23"/>
-        </w:rPr>
-        <w:t>（3）写明交易方式：通过北京产权交易所公开挂牌，公告 40 个工作日，遴选投资方</w:t>
-      </w:r>
-    </w:p>
-    <w:p>
-      <w:pPr>
-        <w:spacing w:before="20" w:after="20" w:line="310" w:lineRule="auto"/>
-        <w:ind w:left="880" w:hanging="480"/>
-      </w:pPr>
-      <w:r>
-        <w:rPr>
-          <w:rFonts w:ascii="宋体" w:hAnsi="宋体" w:eastAsia="宋体" w:hint="eastAsia"/>
-          <w:b w:val="0"/>
-          <w:sz w:val="23"/>
-        </w:rPr>
-        <w:t>（4）写明战投持股不低于 10%、可推荐董事；员工持股同步实施、与战投同股同价</w:t>
-      </w:r>
-    </w:p>
-    <w:p>
-      <w:pPr>
-        <w:keepNext/>
-        <w:spacing w:before="120" w:after="40" w:line="300" w:lineRule="auto"/>
-        <w:ind w:left="0"/>
-      </w:pPr>
-      <w:r>
-        <w:rPr>
-          <w:rFonts w:ascii="黑体" w:hAnsi="黑体" w:eastAsia="黑体" w:hint="eastAsia"/>
-          <w:b/>
-          <w:color w:val="123F63"/>
-          <w:sz w:val="22"/>
-        </w:rPr>
-        <w:t>提醒</w:t>
-      </w:r>
-    </w:p>
-    <w:p>
-      <w:pPr>
-        <w:spacing w:before="20" w:after="60" w:line="310" w:lineRule="auto"/>
-        <w:ind w:left="880"/>
-      </w:pPr>
-      <w:r>
-        <w:rPr>
-          <w:rFonts w:ascii="宋体" w:hAnsi="宋体" w:eastAsia="宋体" w:hint="eastAsia"/>
-          <w:b w:val="0"/>
-          <w:sz w:val="23"/>
-        </w:rPr>
-        <w:t>国资混改的价格不能自己定。BP 里不要出现具体估值承诺，一律写“拟”。</w:t>
-      </w:r>
-    </w:p>
-    <w:p>
-      <w:pPr>
-        <w:pStyle w:val="3"/>
-        <w:keepNext/>
-        <w:numPr>
-          <w:ilvl w:val="0"/>
-          <w:numId w:val="0"/>
-        </w:numPr>
-        <w:spacing w:before="260" w:after="60"/>
-      </w:pPr>
-      <w:r>
-        <w:rPr>
-          <w:rFonts w:hint="eastAsia"/>
-          <w:sz w:val="24"/>
-        </w:rPr>
-        <w:t>6.2  募集资金用途</w:t>
-      </w:r>
-      <w:r>
-        <w:rPr>
-          <w:rFonts w:eastAsia="宋体" w:hint="eastAsia"/>
-          <w:b w:val="0"/>
-          <w:color w:val="595959"/>
-          <w:sz w:val="21"/>
-        </w:rPr>
-        <w:t xml:space="preserve">　（BP 第 23 页）</w:t>
-      </w:r>
-    </w:p>
-    <w:p>
-      <w:pPr>
-        <w:spacing w:before="40" w:after="60" w:line="300" w:lineRule="auto"/>
-        <w:ind w:left="0"/>
-      </w:pPr>
-      <w:r>
-        <w:rPr>
-          <w:rFonts w:ascii="宋体" w:hAnsi="宋体" w:eastAsia="宋体" w:hint="eastAsia"/>
-          <w:b w:val="0"/>
-          <w:color w:val="595959"/>
-          <w:sz w:val="21"/>
-        </w:rPr>
-        <w:t>这页说清楚：募资目的。</w:t>
-      </w:r>
-    </w:p>
-    <w:p>
-      <w:pPr>
-        <w:keepNext/>
-        <w:spacing w:before="120" w:after="40" w:line="300" w:lineRule="auto"/>
-        <w:ind w:left="0"/>
-      </w:pPr>
-      <w:r>
-        <w:rPr>
-          <w:rFonts w:ascii="黑体" w:hAnsi="黑体" w:eastAsia="黑体" w:hint="eastAsia"/>
-          <w:b/>
-          <w:color w:val="123F63"/>
-          <w:sz w:val="22"/>
-        </w:rPr>
-        <w:t>先准备这些材料</w:t>
-      </w:r>
-    </w:p>
-    <w:p>
-      <w:pPr>
-        <w:spacing w:before="20" w:after="20" w:line="310" w:lineRule="auto"/>
-        <w:ind w:left="880" w:hanging="480"/>
-      </w:pPr>
-      <w:r>
-        <w:rPr>
-          <w:rFonts w:ascii="宋体" w:hAnsi="宋体" w:eastAsia="宋体" w:hint="eastAsia"/>
-          <w:b w:val="0"/>
-          <w:sz w:val="23"/>
-        </w:rPr>
-        <w:t>（1）各用途的预算明细</w:t>
-      </w:r>
-    </w:p>
-    <w:p>
-      <w:pPr>
-        <w:spacing w:before="20" w:after="20" w:line="310" w:lineRule="auto"/>
-        <w:ind w:left="880" w:hanging="480"/>
-      </w:pPr>
-      <w:r>
-        <w:rPr>
-          <w:rFonts w:ascii="宋体" w:hAnsi="宋体" w:eastAsia="宋体" w:hint="eastAsia"/>
-          <w:b w:val="0"/>
-          <w:sz w:val="23"/>
-        </w:rPr>
-        <w:t>（2）产能建设、研发、渠道投入的分项方案</w:t>
-      </w:r>
-    </w:p>
-    <w:p>
-      <w:pPr>
-        <w:keepNext/>
-        <w:spacing w:before="120" w:after="40" w:line="300" w:lineRule="auto"/>
-        <w:ind w:left="0"/>
-      </w:pPr>
-      <w:r>
-        <w:rPr>
-          <w:rFonts w:ascii="黑体" w:hAnsi="黑体" w:eastAsia="黑体" w:hint="eastAsia"/>
-          <w:b/>
-          <w:color w:val="123F63"/>
-          <w:sz w:val="22"/>
-        </w:rPr>
-        <w:t>这一页这样写</w:t>
-      </w:r>
-    </w:p>
-    <w:p>
-      <w:pPr>
-        <w:spacing w:before="20" w:after="20" w:line="310" w:lineRule="auto"/>
-        <w:ind w:left="880" w:hanging="480"/>
-      </w:pPr>
-      <w:r>
-        <w:rPr>
-          <w:rFonts w:ascii="宋体" w:hAnsi="宋体" w:eastAsia="宋体" w:hint="eastAsia"/>
-          <w:b w:val="0"/>
-          <w:sz w:val="23"/>
-        </w:rPr>
-        <w:t>（1）饼图分项：产能建设、新品研发与批文申报、渠道与品牌投入、补充流动资金</w:t>
-      </w:r>
-    </w:p>
-    <w:p>
-      <w:pPr>
-        <w:spacing w:before="20" w:after="20" w:line="310" w:lineRule="auto"/>
-        <w:ind w:left="880" w:hanging="480"/>
-      </w:pPr>
-      <w:r>
-        <w:rPr>
-          <w:rFonts w:ascii="宋体" w:hAnsi="宋体" w:eastAsia="宋体" w:hint="eastAsia"/>
-          <w:b w:val="0"/>
-          <w:sz w:val="23"/>
-        </w:rPr>
-        <w:t>（2）每项标金额和比例</w:t>
-      </w:r>
-    </w:p>
-    <w:p>
-      <w:pPr>
-        <w:spacing w:before="20" w:after="20" w:line="310" w:lineRule="auto"/>
-        <w:ind w:left="880" w:hanging="480"/>
-      </w:pPr>
-      <w:r>
-        <w:rPr>
-          <w:rFonts w:ascii="宋体" w:hAnsi="宋体" w:eastAsia="宋体" w:hint="eastAsia"/>
-          <w:b w:val="0"/>
-          <w:sz w:val="23"/>
-        </w:rPr>
-        <w:t>（3）每项配一句话：具体干什么、什么时候用</w:t>
-      </w:r>
-    </w:p>
-    <w:p>
-      <w:pPr>
-        <w:keepNext/>
-        <w:spacing w:before="120" w:after="40" w:line="300" w:lineRule="auto"/>
-        <w:ind w:left="0"/>
-      </w:pPr>
-      <w:r>
-        <w:rPr>
-          <w:rFonts w:ascii="黑体" w:hAnsi="黑体" w:eastAsia="黑体" w:hint="eastAsia"/>
-          <w:b/>
-          <w:color w:val="123F63"/>
-          <w:sz w:val="22"/>
-        </w:rPr>
-        <w:t>提醒</w:t>
-      </w:r>
-    </w:p>
-    <w:p>
-      <w:pPr>
-        <w:spacing w:before="20" w:after="60" w:line="310" w:lineRule="auto"/>
-        <w:ind w:left="880"/>
-      </w:pPr>
-      <w:r>
-        <w:rPr>
-          <w:rFonts w:ascii="宋体" w:hAnsi="宋体" w:eastAsia="宋体" w:hint="eastAsia"/>
-          <w:b w:val="0"/>
-          <w:sz w:val="23"/>
-        </w:rPr>
-        <w:t>用途要和第三章的规划、第四章的预测对得上，三处数字不一样一定会被问。</w:t>
-      </w:r>
-    </w:p>
-    <w:p>
-      <w:pPr>
-        <w:pStyle w:val="3"/>
-        <w:keepNext/>
-        <w:numPr>
-          <w:ilvl w:val="0"/>
-          <w:numId w:val="0"/>
-        </w:numPr>
-        <w:spacing w:before="260" w:after="60"/>
-      </w:pPr>
-      <w:r>
-        <w:rPr>
-          <w:rFonts w:hint="eastAsia"/>
-          <w:sz w:val="24"/>
-        </w:rPr>
-        <w:t>6.3  投资人权利与退出</w:t>
-      </w:r>
-      <w:r>
-        <w:rPr>
-          <w:rFonts w:eastAsia="宋体" w:hint="eastAsia"/>
-          <w:b w:val="0"/>
-          <w:color w:val="595959"/>
-          <w:sz w:val="21"/>
-        </w:rPr>
-        <w:t xml:space="preserve">　（BP 第 24 页）</w:t>
-      </w:r>
-    </w:p>
-    <w:p>
-      <w:pPr>
-        <w:spacing w:before="40" w:after="60" w:line="300" w:lineRule="auto"/>
-        <w:ind w:left="0"/>
-      </w:pPr>
-      <w:r>
-        <w:rPr>
-          <w:rFonts w:ascii="宋体" w:hAnsi="宋体" w:eastAsia="宋体" w:hint="eastAsia"/>
-          <w:b w:val="0"/>
-          <w:color w:val="595959"/>
-          <w:sz w:val="21"/>
-        </w:rPr>
-        <w:t>这页说清楚：投资人基本权利和义务</w:t>
-      </w:r>
-    </w:p>
-    <w:p>
-      <w:pPr>
-        <w:keepNext/>
-        <w:spacing w:before="120" w:after="40" w:line="300" w:lineRule="auto"/>
-        <w:ind w:left="0"/>
-      </w:pPr>
-      <w:r>
-        <w:rPr>
-          <w:rFonts w:ascii="黑体" w:hAnsi="黑体" w:eastAsia="黑体" w:hint="eastAsia"/>
-          <w:b/>
-          <w:color w:val="123F63"/>
-          <w:sz w:val="22"/>
-        </w:rPr>
-        <w:t>先准备这些材料</w:t>
-      </w:r>
-    </w:p>
-    <w:p>
-      <w:pPr>
-        <w:spacing w:before="20" w:after="20" w:line="310" w:lineRule="auto"/>
-        <w:ind w:left="880" w:hanging="480"/>
-      </w:pPr>
-      <w:r>
-        <w:rPr>
-          <w:rFonts w:ascii="宋体" w:hAnsi="宋体" w:eastAsia="宋体" w:hint="eastAsia"/>
-          <w:b w:val="0"/>
-          <w:sz w:val="23"/>
-        </w:rPr>
-        <w:t>（1）混改方案里关于董事席位、知情权的条款</w:t>
-      </w:r>
-    </w:p>
-    <w:p>
-      <w:pPr>
-        <w:spacing w:before="20" w:after="20" w:line="310" w:lineRule="auto"/>
-        <w:ind w:left="880" w:hanging="480"/>
-      </w:pPr>
-      <w:r>
-        <w:rPr>
-          <w:rFonts w:ascii="宋体" w:hAnsi="宋体" w:eastAsia="宋体" w:hint="eastAsia"/>
-          <w:b w:val="0"/>
-          <w:sz w:val="23"/>
-        </w:rPr>
-        <w:t>（2）锁定期安排</w:t>
-      </w:r>
-    </w:p>
-    <w:p>
-      <w:pPr>
-        <w:spacing w:before="20" w:after="20" w:line="310" w:lineRule="auto"/>
-        <w:ind w:left="880" w:hanging="480"/>
-      </w:pPr>
-      <w:r>
-        <w:rPr>
-          <w:rFonts w:ascii="宋体" w:hAnsi="宋体" w:eastAsia="宋体" w:hint="eastAsia"/>
-          <w:b w:val="0"/>
-          <w:sz w:val="23"/>
-        </w:rPr>
-        <w:t>（3）上市时间表</w:t>
-      </w:r>
-    </w:p>
-    <w:p>
-      <w:pPr>
-        <w:keepNext/>
-        <w:spacing w:before="120" w:after="40" w:line="300" w:lineRule="auto"/>
-        <w:ind w:left="0"/>
-      </w:pPr>
-      <w:r>
-        <w:rPr>
-          <w:rFonts w:ascii="黑体" w:hAnsi="黑体" w:eastAsia="黑体" w:hint="eastAsia"/>
-          <w:b/>
-          <w:color w:val="123F63"/>
-          <w:sz w:val="22"/>
-        </w:rPr>
-        <w:t>这一页这样写</w:t>
-      </w:r>
-    </w:p>
-    <w:p>
-      <w:pPr>
-        <w:spacing w:before="20" w:after="20" w:line="310" w:lineRule="auto"/>
-        <w:ind w:left="880" w:hanging="480"/>
-      </w:pPr>
-      <w:r>
-        <w:rPr>
-          <w:rFonts w:ascii="宋体" w:hAnsi="宋体" w:eastAsia="宋体" w:hint="eastAsia"/>
-          <w:b w:val="0"/>
-          <w:sz w:val="23"/>
-        </w:rPr>
-        <w:t>（1）左边写战投的权利：参与治理的方式、知情权</w:t>
-      </w:r>
-    </w:p>
-    <w:p>
-      <w:pPr>
-        <w:spacing w:before="20" w:after="20" w:line="310" w:lineRule="auto"/>
-        <w:ind w:left="880" w:hanging="480"/>
-      </w:pPr>
-      <w:r>
-        <w:rPr>
-          <w:rFonts w:ascii="宋体" w:hAnsi="宋体" w:eastAsia="宋体" w:hint="eastAsia"/>
-          <w:b w:val="0"/>
-          <w:sz w:val="23"/>
-        </w:rPr>
-        <w:t>（2）右边写退出路径：以北交所上市后二级市场退出为主，标出各阶段时间节点</w:t>
-      </w:r>
-    </w:p>
-    <w:p>
-      <w:pPr>
-        <w:spacing w:before="20" w:after="20" w:line="310" w:lineRule="auto"/>
-        <w:ind w:left="880" w:hanging="480"/>
-      </w:pPr>
-      <w:r>
-        <w:rPr>
-          <w:rFonts w:ascii="宋体" w:hAnsi="宋体" w:eastAsia="宋体" w:hint="eastAsia"/>
-          <w:b w:val="0"/>
-          <w:sz w:val="23"/>
-        </w:rPr>
-        <w:t>（3）下面一行写锁定期安排，员工持股的锁定要求单独说明</w:t>
-      </w:r>
-    </w:p>
-    <w:p>
-      <w:pPr>
-        <w:keepNext/>
-        <w:spacing w:before="120" w:after="40" w:line="300" w:lineRule="auto"/>
-        <w:ind w:left="0"/>
-      </w:pPr>
-      <w:r>
-        <w:rPr>
-          <w:rFonts w:ascii="黑体" w:hAnsi="黑体" w:eastAsia="黑体" w:hint="eastAsia"/>
-          <w:b/>
-          <w:color w:val="123F63"/>
-          <w:sz w:val="22"/>
-        </w:rPr>
-        <w:t>提醒</w:t>
-      </w:r>
-    </w:p>
-    <w:p>
-      <w:pPr>
-        <w:spacing w:before="20" w:after="60" w:line="310" w:lineRule="auto"/>
-        <w:ind w:left="880"/>
-      </w:pPr>
-      <w:r>
-        <w:rPr>
-          <w:rFonts w:ascii="宋体" w:hAnsi="宋体" w:eastAsia="宋体" w:hint="eastAsia"/>
-          <w:b w:val="0"/>
-          <w:sz w:val="23"/>
-        </w:rPr>
-        <w:t>所有条款以最终经国资审核的方案和产权交易所挂牌公告为准，BP 里全部写“拟”。</w:t>
-      </w:r>
-    </w:p>
-    <w:p>
-      <w:pPr>
-        <w:pStyle w:val="3"/>
-        <w:keepNext/>
-        <w:numPr>
-          <w:ilvl w:val="0"/>
-          <w:numId w:val="0"/>
-        </w:numPr>
-        <w:spacing w:before="260" w:after="60"/>
-      </w:pPr>
-      <w:r>
-        <w:rPr>
-          <w:rFonts w:hint="eastAsia"/>
-          <w:sz w:val="24"/>
-        </w:rPr>
-        <w:t>6.4  联系方式</w:t>
-      </w:r>
-      <w:r>
-        <w:rPr>
-          <w:rFonts w:eastAsia="宋体" w:hint="eastAsia"/>
-          <w:b w:val="0"/>
-          <w:color w:val="595959"/>
-          <w:sz w:val="21"/>
-        </w:rPr>
-        <w:t xml:space="preserve">　（BP 第 25 页）</w:t>
       </w:r>
     </w:p>
     <w:p>
